--- a/downloads/workbook/ai-7-week-02.docx
+++ b/downloads/workbook/ai-7-week-02.docx
@@ -925,6 +925,178 @@
         <w:t>Project connection: For the Reproducible AI Research Study, retain an annotated worked trace and the changed-case reasoning. Connect the claim to its records, units and assumptions so another investigator can challenge or reproduce it.</w:t>
       </w:r>
     </w:p>
+    <w:p>
+      <w:pPr>
+        <w:pStyle w:val="Heading1"/>
+      </w:pPr>
+      <w:r>
+        <w:t>13. Project portfolio milestone</w:t>
+      </w:r>
+    </w:p>
+    <w:p>
+      <w:r>
+        <w:t>Project: Reproducible AI Research Study</w:t>
+      </w:r>
+    </w:p>
+    <w:p>
+      <w:r>
+        <w:t>Current milestone: Frame the need. Name the user, the problem, allowed inputs and a safe simple starting method.</w:t>
+      </w:r>
+    </w:p>
+    <w:p>
+      <w:r>
+        <w:t>For the Reproducible AI Research Study, retain an annotated worked trace and the changed-case reasoning. Connect the claim to its records, units and assumptions so another investigator can challenge or reproduce it.</w:t>
+      </w:r>
+    </w:p>
+    <w:tbl>
+      <w:tblPr>
+        <w:tblStyle w:val="LightShading-Accent1"/>
+        <w:tblW w:type="auto" w:w="0"/>
+        <w:tblLook w:firstColumn="1" w:firstRow="1" w:lastColumn="0" w:lastRow="0" w:noHBand="0" w:noVBand="1" w:val="04A0"/>
+      </w:tblPr>
+      <w:tblGrid>
+        <w:gridCol w:w="5112"/>
+        <w:gridCol w:w="5112"/>
+      </w:tblGrid>
+      <w:tr>
+        <w:trPr>
+          <w:tblHeader/>
+        </w:trPr>
+        <w:tc>
+          <w:tcPr>
+            <w:tcW w:type="dxa" w:w="5112"/>
+          </w:tcPr>
+          <w:p>
+            <w:r>
+              <w:t>Evidence to keep</w:t>
+            </w:r>
+          </w:p>
+        </w:tc>
+        <w:tc>
+          <w:tcPr>
+            <w:tcW w:type="dxa" w:w="5112"/>
+          </w:tcPr>
+          <w:p>
+            <w:r>
+              <w:t>My record</w:t>
+            </w:r>
+          </w:p>
+        </w:tc>
+      </w:tr>
+      <w:tr>
+        <w:tc>
+          <w:tcPr>
+            <w:tcW w:type="dxa" w:w="5112"/>
+          </w:tcPr>
+          <w:p>
+            <w:r>
+              <w:t>This week’s input and deciding step</w:t>
+            </w:r>
+          </w:p>
+        </w:tc>
+        <w:tc>
+          <w:tcPr>
+            <w:tcW w:type="dxa" w:w="5112"/>
+          </w:tcPr>
+          <w:p>
+            <w:r/>
+          </w:p>
+        </w:tc>
+      </w:tr>
+      <w:tr>
+        <w:tc>
+          <w:tcPr>
+            <w:tcW w:type="dxa" w:w="5112"/>
+          </w:tcPr>
+          <w:p>
+            <w:r>
+              <w:t>Prediction and actual result (or labelled paper trace)</w:t>
+            </w:r>
+          </w:p>
+        </w:tc>
+        <w:tc>
+          <w:tcPr>
+            <w:tcW w:type="dxa" w:w="5112"/>
+          </w:tcPr>
+          <w:p>
+            <w:r/>
+          </w:p>
+        </w:tc>
+      </w:tr>
+      <w:tr>
+        <w:tc>
+          <w:tcPr>
+            <w:tcW w:type="dxa" w:w="5112"/>
+          </w:tcPr>
+          <w:p>
+            <w:r>
+              <w:t>One change since the previous checkpoint and why</w:t>
+            </w:r>
+          </w:p>
+        </w:tc>
+        <w:tc>
+          <w:tcPr>
+            <w:tcW w:type="dxa" w:w="5112"/>
+          </w:tcPr>
+          <w:p>
+            <w:r/>
+          </w:p>
+        </w:tc>
+      </w:tr>
+      <w:tr>
+        <w:tc>
+          <w:tcPr>
+            <w:tcW w:type="dxa" w:w="5112"/>
+          </w:tcPr>
+          <w:p>
+            <w:r>
+              <w:t>One error or limit and the next test</w:t>
+            </w:r>
+          </w:p>
+        </w:tc>
+        <w:tc>
+          <w:tcPr>
+            <w:tcW w:type="dxa" w:w="5112"/>
+          </w:tcPr>
+          <w:p>
+            <w:r/>
+          </w:p>
+        </w:tc>
+      </w:tr>
+    </w:tbl>
+    <w:p>
+      <w:pPr>
+        <w:pStyle w:val="Heading3"/>
+      </w:pPr>
+      <w:r>
+        <w:t>Explain what this week adds to your project. Reuse last week’s record rather than starting again.</w:t>
+      </w:r>
+    </w:p>
+    <w:p>
+      <w:r>
+        <w:t>________________________________________________________________</w:t>
+      </w:r>
+    </w:p>
+    <w:p>
+      <w:r>
+        <w:t>________________________________________________________________</w:t>
+      </w:r>
+    </w:p>
+    <w:p>
+      <w:r>
+        <w:t>________________________________________________________________</w:t>
+      </w:r>
+    </w:p>
+    <w:p>
+      <w:r>
+        <w:t>________________________________________________________________</w:t>
+      </w:r>
+    </w:p>
+    <w:p>
+      <w:r>
+        <w:t>________________________________________________________________</w:t>
+      </w:r>
+    </w:p>
     <w:sectPr>
       <w:pgSz w:w="12240" w:h="15840"/>
       <w:pgMar w:top="936" w:right="1008" w:bottom="936" w:left="1008" w:header="720" w:footer="720" w:gutter="0"/>

--- a/downloads/workbook/ai-7-week-02.docx
+++ b/downloads/workbook/ai-7-week-02.docx
@@ -1097,6 +1097,225 @@
         <w:t>________________________________________________________________</w:t>
       </w:r>
     </w:p>
+    <w:p>
+      <w:pPr>
+        <w:pStyle w:val="Heading1"/>
+      </w:pPr>
+      <w:r>
+        <w:t>14. Supported practice and learning evidence</w:t>
+      </w:r>
+    </w:p>
+    <w:p>
+      <w:r>
+        <w:t>Use this supported practice once, in the browser or on paper. Keep the reserved independent assessment for a separate first attempt before teacher feedback.</w:t>
+      </w:r>
+    </w:p>
+    <w:p>
+      <w:r>
+        <w:t>Read a claim with its denominator. A fictional paper headline says a prompt is twice as effective. Its table reports four correct cases instead of two.</w:t>
+      </w:r>
+    </w:p>
+    <w:p>
+      <w:pPr>
+        <w:pStyle w:val="Heading3"/>
+      </w:pPr>
+      <w:r>
+        <w:t>Practice 1: explain the deciding evidence</w:t>
+      </w:r>
+    </w:p>
+    <w:p>
+      <w:r>
+        <w:t>Which labelled step matches this detail? These ten cases support a descriptive comparison, not universal doubling.</w:t>
+      </w:r>
+    </w:p>
+    <w:p>
+      <w:r>
+        <w:t>1. Check claim scope</w:t>
+      </w:r>
+    </w:p>
+    <w:p>
+      <w:r>
+        <w:t>2. Calculate both changes</w:t>
+      </w:r>
+    </w:p>
+    <w:p>
+      <w:r>
+        <w:t>3. Find the measured outcome</w:t>
+      </w:r>
+    </w:p>
+    <w:p>
+      <w:pPr>
+        <w:pStyle w:val="Heading3"/>
+      </w:pPr>
+      <w:r>
+        <w:t>My selected conclusion, deciding fact and explanation</w:t>
+      </w:r>
+    </w:p>
+    <w:p>
+      <w:r>
+        <w:t>________________________________________________________________</w:t>
+      </w:r>
+    </w:p>
+    <w:p>
+      <w:r>
+        <w:t>________________________________________________________________</w:t>
+      </w:r>
+    </w:p>
+    <w:p>
+      <w:r>
+        <w:t>________________________________________________________________</w:t>
+      </w:r>
+    </w:p>
+    <w:p>
+      <w:r>
+        <w:t>________________________________________________________________</w:t>
+      </w:r>
+    </w:p>
+    <w:p>
+      <w:r>
+        <w:t>________________________________________________________________</w:t>
+      </w:r>
+    </w:p>
+    <w:p>
+      <w:r>
+        <w:t>Hint if needed: Read the steps in the pictorial case. Match the supplied detail to the stage that performs or records it.</w:t>
+      </w:r>
+    </w:p>
+    <w:p>
+      <w:r>
+        <w:t>After your attempt, compare with the supported explanation: Check claim scope These ten cases support a descriptive comparison, not universal doubling. A research claim compresses a method and result. Unpack the measured variable, denominator and comparison before accepting the headline.</w:t>
+      </w:r>
+    </w:p>
+    <w:p>
+      <w:pPr>
+        <w:pStyle w:val="Heading3"/>
+      </w:pPr>
+      <w:r>
+        <w:t>Practice 2: explain the deciding evidence</w:t>
+      </w:r>
+    </w:p>
+    <w:p>
+      <w:r>
+        <w:t>Changed-case practice: The headline changes to "every learner improves twice as much". Which conclusion is supported by the supplied facts?</w:t>
+      </w:r>
+    </w:p>
+    <w:p>
+      <w:r>
+        <w:t>1. We can decide the result without examining the changed input or the procedure.</w:t>
+      </w:r>
+    </w:p>
+    <w:p>
+      <w:r>
+        <w:t>2. This one example guarantees correct results for every future input.</w:t>
+      </w:r>
+    </w:p>
+    <w:p>
+      <w:r>
+        <w:t>3. That learner claim is unsupported by these answer counts.</w:t>
+      </w:r>
+    </w:p>
+    <w:p>
+      <w:pPr>
+        <w:pStyle w:val="Heading3"/>
+      </w:pPr>
+      <w:r>
+        <w:t>My selected conclusion, deciding fact and explanation</w:t>
+      </w:r>
+    </w:p>
+    <w:p>
+      <w:r>
+        <w:t>________________________________________________________________</w:t>
+      </w:r>
+    </w:p>
+    <w:p>
+      <w:r>
+        <w:t>________________________________________________________________</w:t>
+      </w:r>
+    </w:p>
+    <w:p>
+      <w:r>
+        <w:t>________________________________________________________________</w:t>
+      </w:r>
+    </w:p>
+    <w:p>
+      <w:r>
+        <w:t>________________________________________________________________</w:t>
+      </w:r>
+    </w:p>
+    <w:p>
+      <w:r>
+        <w:t>________________________________________________________________</w:t>
+      </w:r>
+    </w:p>
+    <w:p>
+      <w:r>
+        <w:t>Hint if needed: Use the changed condition and the deciding step in the pictorial trace. The answer must say what follows from those facts.</w:t>
+      </w:r>
+    </w:p>
+    <w:p>
+      <w:r>
+        <w:t>After your attempt, compare with the supported explanation: That learner claim is unsupported by these answer counts. The outcome and experimental unit have changed in the wording without new evidence.</w:t>
+      </w:r>
+    </w:p>
+    <w:p>
+      <w:pPr>
+        <w:pStyle w:val="Heading3"/>
+      </w:pPr>
+      <w:r>
+        <w:t>Repair a missing building block</w:t>
+      </w:r>
+    </w:p>
+    <w:p>
+      <w:r>
+        <w:t>Review A question that evidence can answer (ai-7/1). Goal: Explain the mechanism and terminology of a question that evidence can answer. Short practice: Which proposed diagram question has a measurable outcome? Name its versions, six-case denominator and fixed scoring, then explain why giving only B easier tasks spoils the comparison.. Return to this week and explain what you changed.</w:t>
+      </w:r>
+    </w:p>
+    <w:p>
+      <w:pPr>
+        <w:pStyle w:val="Heading3"/>
+      </w:pPr>
+      <w:r>
+        <w:t>Keep your completed work</w:t>
+      </w:r>
+    </w:p>
+    <w:p>
+      <w:r>
+        <w:t>Use Download completed work in the hosted lesson to export your answers, reflections, practice feedback and code-run evidence. Open the HTML copy to read or print it. Drafts stay in this browser when storage is available; clear drafts on a shared device.</w:t>
+      </w:r>
+    </w:p>
+    <w:p>
+      <w:pPr>
+        <w:pStyle w:val="Heading3"/>
+      </w:pPr>
+      <w:r>
+        <w:t>What I repaired, the evidence I kept and the next test</w:t>
+      </w:r>
+    </w:p>
+    <w:p>
+      <w:r>
+        <w:t>________________________________________________________________</w:t>
+      </w:r>
+    </w:p>
+    <w:p>
+      <w:r>
+        <w:t>________________________________________________________________</w:t>
+      </w:r>
+    </w:p>
+    <w:p>
+      <w:r>
+        <w:t>________________________________________________________________</w:t>
+      </w:r>
+    </w:p>
+    <w:p>
+      <w:r>
+        <w:t>________________________________________________________________</w:t>
+      </w:r>
+    </w:p>
+    <w:p>
+      <w:r>
+        <w:t>________________________________________________________________</w:t>
+      </w:r>
+    </w:p>
     <w:sectPr>
       <w:pgSz w:w="12240" w:h="15840"/>
       <w:pgMar w:top="936" w:right="1008" w:bottom="936" w:left="1008" w:header="720" w:footer="720" w:gutter="0"/>

--- a/downloads/workbook/ai-7-week-02.docx
+++ b/downloads/workbook/ai-7-week-02.docx
@@ -30,6 +30,17 @@
     </w:p>
     <w:p>
       <w:r>
+        <w:t>Record your starting explanation for Reading a research claim before opening notes. Show any later correction separately.</w:t>
+      </w:r>
+    </w:p>
+    <w:p>
+      <w:pPr>
+        <w:spacing w:line="336" w:lineRule="auto" w:after="180"/>
+      </w:pPr>
+      <w:r>
+        <w:rPr>
+          <w:b w:val="0"/>
+        </w:rPr>
         <w:t>Try the recall before opening notes. Then use a different colour or a labelled second line to correct your explanation.</w:t>
       </w:r>
     </w:p>
@@ -42,8 +53,26 @@
       </w:r>
     </w:p>
     <w:p>
-      <w:r>
-        <w:t>Without opening the old lesson, explain one key idea from A question that evidence can answer. Give an example and a mistake that the idea helps you avoid.</w:t>
+      <w:pPr>
+        <w:spacing w:line="336" w:lineRule="auto" w:after="180"/>
+      </w:pPr>
+      <w:r>
+        <w:rPr>
+          <w:b w:val="0"/>
+        </w:rPr>
+        <w:t xml:space="preserve">Without opening the old lesson, explain one key idea from A question that </w:t>
+      </w:r>
+      <w:r>
+        <w:rPr>
+          <w:b/>
+        </w:rPr>
+        <w:t>evidence</w:t>
+      </w:r>
+      <w:r>
+        <w:rPr>
+          <w:b w:val="0"/>
+        </w:rPr>
+        <w:t xml:space="preserve"> can answer. Give an example and a mistake that the idea helps you avoid.</w:t>
       </w:r>
     </w:p>
     <w:p>
@@ -79,7 +108,30 @@
     </w:p>
     <w:p>
       <w:r>
-        <w:t>Use W2: Trace the worked case for Reading a research claim. Record the answer once; the lesson and workbook refer to the same attempt.</w:t>
+        <w:t>Complete the supported Reading a research claim trace and record the first step you can explain without help.</w:t>
+      </w:r>
+    </w:p>
+    <w:p>
+      <w:pPr>
+        <w:spacing w:line="336" w:lineRule="auto" w:after="180"/>
+      </w:pPr>
+      <w:r>
+        <w:rPr>
+          <w:b w:val="0"/>
+        </w:rPr>
+        <w:t xml:space="preserve">Use W2: Trace the worked case for Reading a research </w:t>
+      </w:r>
+      <w:r>
+        <w:rPr>
+          <w:b/>
+        </w:rPr>
+        <w:t>claim</w:t>
+      </w:r>
+      <w:r>
+        <w:rPr>
+          <w:b w:val="0"/>
+        </w:rPr>
+        <w:t>. Record the answer once; the lesson and workbook refer to the same attempt.</w:t>
       </w:r>
     </w:p>
     <w:tbl>
@@ -207,7 +259,41 @@
     </w:p>
     <w:p>
       <w:r>
-        <w:t>Use the worked case for Reading a research claim. Proposed explanation: “The worked result establishes every future case”. Decide whether this explanation is supported. Point to the step or supplied fact that decides; explain your repair if needed.</w:t>
+        <w:t>Check the proposed Reading a research claim explanation against the supplied facts before discussing it.</w:t>
+      </w:r>
+    </w:p>
+    <w:p>
+      <w:pPr>
+        <w:spacing w:line="336" w:lineRule="auto" w:after="180"/>
+      </w:pPr>
+      <w:r>
+        <w:rPr>
+          <w:b w:val="0"/>
+        </w:rPr>
+        <w:t xml:space="preserve">Use the worked case for Reading a research </w:t>
+      </w:r>
+      <w:r>
+        <w:rPr>
+          <w:b/>
+        </w:rPr>
+        <w:t>claim</w:t>
+      </w:r>
+      <w:r>
+        <w:rPr>
+          <w:b w:val="0"/>
+        </w:rPr>
+        <w:t>. Proposed explanation: “The worked result establishes every future case”. Decide whether this explanation is supported.</w:t>
+      </w:r>
+    </w:p>
+    <w:p>
+      <w:pPr>
+        <w:spacing w:line="336" w:lineRule="auto" w:after="180"/>
+      </w:pPr>
+      <w:r>
+        <w:rPr>
+          <w:b w:val="0"/>
+        </w:rPr>
+        <w:t>Point to the step or supplied fact that decides; explain your repair if needed.</w:t>
       </w:r>
     </w:p>
     <w:p>
@@ -247,16 +333,8 @@
       </w:r>
     </w:p>
     <w:p>
-      <w:pPr>
-        <w:pStyle w:val="Heading3"/>
-      </w:pPr>
-      <w:r>
-        <w:t>Independent case: Apply a new case independently</w:t>
-      </w:r>
-    </w:p>
-    <w:p>
-      <w:r>
-        <w:t>Report claims universal speed after median2 seconds versus3 on four local fixtures. Audit scope.</w:t>
+      <w:r>
+        <w:t>Write one first attempt at the reserved independent case before feedback. Repeated copies of that case refer to the same recorded attempt.</w:t>
       </w:r>
     </w:p>
     <w:p>
@@ -264,17 +342,38 @@
         <w:pStyle w:val="Heading3"/>
       </w:pPr>
       <w:r>
-        <w:t>My independent explanation, trace and limits</w:t>
+        <w:t>Independent case: Apply a new case independently</w:t>
       </w:r>
     </w:p>
     <w:p>
-      <w:r>
-        <w:t>________________________________________________________________</w:t>
+      <w:pPr>
+        <w:spacing w:line="336" w:lineRule="auto" w:after="180"/>
+      </w:pPr>
+      <w:r>
+        <w:rPr>
+          <w:b w:val="0"/>
+        </w:rPr>
+        <w:t xml:space="preserve">Report </w:t>
+      </w:r>
+      <w:r>
+        <w:rPr>
+          <w:b/>
+        </w:rPr>
+        <w:t>claim</w:t>
+      </w:r>
+      <w:r>
+        <w:rPr>
+          <w:b w:val="0"/>
+        </w:rPr>
+        <w:t>s universal speed after median2 seconds versus3 on four local fixtures. Audit scope.</w:t>
       </w:r>
     </w:p>
     <w:p>
-      <w:r>
-        <w:t>________________________________________________________________</w:t>
+      <w:pPr>
+        <w:pStyle w:val="Heading3"/>
+      </w:pPr>
+      <w:r>
+        <w:t>My independent explanation, trace and limits</w:t>
       </w:r>
     </w:p>
     <w:p>
@@ -304,6 +403,22 @@
     </w:p>
     <w:p>
       <w:r>
+        <w:t>________________________________________________________________</w:t>
+      </w:r>
+    </w:p>
+    <w:p>
+      <w:r>
+        <w:t>________________________________________________________________</w:t>
+      </w:r>
+    </w:p>
+    <w:p>
+      <w:pPr>
+        <w:spacing w:line="336" w:lineRule="auto" w:after="180"/>
+      </w:pPr>
+      <w:r>
+        <w:rPr>
+          <w:b w:val="0"/>
+        </w:rPr>
         <w:t>Attempt this case before feedback. Record any help. Earlier examples below are further practice; a case already practised with feedback cannot establish fresh transfer.</w:t>
       </w:r>
     </w:p>
@@ -317,7 +432,54 @@
     </w:p>
     <w:p>
       <w:r>
-        <w:t>Explain the weekly mechanism in your own words. Use the worked scenario to name its input, decision rule and output.</w:t>
+        <w:t>Explain the mechanism. Apply the supplied Reading a research claim facts and keep your reasoning.</w:t>
+      </w:r>
+    </w:p>
+    <w:p>
+      <w:pPr>
+        <w:spacing w:line="336" w:lineRule="auto" w:after="180"/>
+      </w:pPr>
+      <w:r>
+        <w:rPr>
+          <w:b w:val="0"/>
+        </w:rPr>
+        <w:t xml:space="preserve">Explain the weekly </w:t>
+      </w:r>
+      <w:r>
+        <w:rPr>
+          <w:b/>
+        </w:rPr>
+        <w:t>mechanism</w:t>
+      </w:r>
+      <w:r>
+        <w:rPr>
+          <w:b w:val="0"/>
+        </w:rPr>
+        <w:t xml:space="preserve"> in your own words. Use the worked scenario to name its </w:t>
+      </w:r>
+      <w:r>
+        <w:rPr>
+          <w:b/>
+        </w:rPr>
+        <w:t>input</w:t>
+      </w:r>
+      <w:r>
+        <w:rPr>
+          <w:b w:val="0"/>
+        </w:rPr>
+        <w:t xml:space="preserve">, decision rule and </w:t>
+      </w:r>
+      <w:r>
+        <w:rPr>
+          <w:b/>
+        </w:rPr>
+        <w:t>output</w:t>
+      </w:r>
+      <w:r>
+        <w:rPr>
+          <w:b w:val="0"/>
+        </w:rPr>
+        <w:t>.</w:t>
       </w:r>
     </w:p>
     <w:p>
@@ -368,6 +530,17 @@
     </w:p>
     <w:p>
       <w:r>
+        <w:t>Trace the worked case. Apply the supplied Reading a research claim facts and keep your reasoning.</w:t>
+      </w:r>
+    </w:p>
+    <w:p>
+      <w:pPr>
+        <w:spacing w:line="336" w:lineRule="auto" w:after="180"/>
+      </w:pPr>
+      <w:r>
+        <w:rPr>
+          <w:b w:val="0"/>
+        </w:rPr>
         <w:t>A fictional report says method B is better after6/8 supported answers versus baseline5/8 on the same constructed cases. Show the intermediate steps and give the conclusion with its scope.</w:t>
       </w:r>
     </w:p>
@@ -424,7 +597,41 @@
     </w:p>
     <w:p>
       <w:r>
-        <w:t>A report omits this qualification: A numerical improvement can be real in the sample while the broader claim remains unsupported. Explain how omitting it could change a reader's interpretation, and write an accurate replacement.</w:t>
+        <w:t>Audit the limit. Apply the supplied Reading a research claim facts and keep your reasoning.</w:t>
+      </w:r>
+    </w:p>
+    <w:p>
+      <w:pPr>
+        <w:spacing w:line="336" w:lineRule="auto" w:after="180"/>
+      </w:pPr>
+      <w:r>
+        <w:rPr>
+          <w:b w:val="0"/>
+        </w:rPr>
+        <w:t xml:space="preserve">A report omits this qualification: A numerical improvement can be real in the sample while the broader </w:t>
+      </w:r>
+      <w:r>
+        <w:rPr>
+          <w:b/>
+        </w:rPr>
+        <w:t>claim</w:t>
+      </w:r>
+      <w:r>
+        <w:rPr>
+          <w:b w:val="0"/>
+        </w:rPr>
+        <w:t xml:space="preserve"> remains unsupported.</w:t>
+      </w:r>
+    </w:p>
+    <w:p>
+      <w:pPr>
+        <w:spacing w:line="336" w:lineRule="auto" w:after="180"/>
+      </w:pPr>
+      <w:r>
+        <w:rPr>
+          <w:b w:val="0"/>
+        </w:rPr>
+        <w:t>Explain how omitting it could change a reader's interpretation, and write an accurate replacement.</w:t>
       </w:r>
     </w:p>
     <w:p>
@@ -475,7 +682,30 @@
     </w:p>
     <w:p>
       <w:r>
-        <w:t>Report claims universal speed after median2 seconds versus3 on four local fixtures. Audit scope.</w:t>
+        <w:t>Attempt before feedback. If this repeats the selected independent case, reuse that first attempt; otherwise keep a separate record. Apply a new case independently. Apply the supplied Reading a research claim facts and keep your reasoning.</w:t>
+      </w:r>
+    </w:p>
+    <w:p>
+      <w:pPr>
+        <w:spacing w:line="336" w:lineRule="auto" w:after="180"/>
+      </w:pPr>
+      <w:r>
+        <w:rPr>
+          <w:b w:val="0"/>
+        </w:rPr>
+        <w:t xml:space="preserve">Report </w:t>
+      </w:r>
+      <w:r>
+        <w:rPr>
+          <w:b/>
+        </w:rPr>
+        <w:t>claim</w:t>
+      </w:r>
+      <w:r>
+        <w:rPr>
+          <w:b w:val="0"/>
+        </w:rPr>
+        <w:t>s universal speed after median2 seconds versus3 on four local fixtures. Audit scope.</w:t>
       </w:r>
     </w:p>
     <w:p>
@@ -536,7 +766,29 @@
     </w:p>
     <w:p>
       <w:r>
-        <w:t>For the worked scenario, propose one additional case that could reveal a failure, describe its expected outcome before running it, and explain what would need to remain fixed for a fair comparison. Do not reuse W4 as a new final test after receiving feedback.</w:t>
+        <w:t>Design a revealing follow-up. Apply the supplied Reading a research claim facts and keep your reasoning.</w:t>
+      </w:r>
+    </w:p>
+    <w:p>
+      <w:pPr>
+        <w:spacing w:line="336" w:lineRule="auto" w:after="180"/>
+      </w:pPr>
+      <w:r>
+        <w:rPr>
+          <w:b w:val="0"/>
+        </w:rPr>
+        <w:t>For the worked scenario, propose one additional case that could reveal a failure, describe its expected outcome before running it, and explain what would need to remain fixed for a fair comparison.</w:t>
+      </w:r>
+    </w:p>
+    <w:p>
+      <w:pPr>
+        <w:spacing w:line="336" w:lineRule="auto" w:after="180"/>
+      </w:pPr>
+      <w:r>
+        <w:rPr>
+          <w:b w:val="0"/>
+        </w:rPr>
+        <w:t>Do not reuse W4 as a new final test after receiving feedback.</w:t>
       </w:r>
     </w:p>
     <w:p>
@@ -592,7 +844,101 @@
     </w:p>
     <w:p>
       <w:r>
-        <w:t>Add a labelled reading a research claim evidence sheet to Reproducible AI Research Study. Show how you can explain the mechanism and terminology of reading a research claim. Use the supplied fictional case and keep its inputs, intermediate steps, calculation or prediction, and limitation. Connect this record to last week’s record; a matching answer without a trace is insufficient.</w:t>
+        <w:t>Connect Reading a research claim to Reproducible AI Research Study, identify a limit and choose the next useful test.</w:t>
+      </w:r>
+    </w:p>
+    <w:p>
+      <w:pPr>
+        <w:spacing w:line="336" w:lineRule="auto" w:after="180"/>
+      </w:pPr>
+      <w:r>
+        <w:rPr>
+          <w:b w:val="0"/>
+        </w:rPr>
+        <w:t xml:space="preserve">Add a labelled reading a research </w:t>
+      </w:r>
+      <w:r>
+        <w:rPr>
+          <w:b/>
+        </w:rPr>
+        <w:t>claim</w:t>
+      </w:r>
+      <w:r>
+        <w:rPr>
+          <w:b w:val="0"/>
+        </w:rPr>
+        <w:t xml:space="preserve"> </w:t>
+      </w:r>
+      <w:r>
+        <w:rPr>
+          <w:b/>
+        </w:rPr>
+        <w:t>evidence</w:t>
+      </w:r>
+      <w:r>
+        <w:rPr>
+          <w:b w:val="0"/>
+        </w:rPr>
+        <w:t xml:space="preserve"> sheet to Reproducible AI Research Study. Show how you can explain the </w:t>
+      </w:r>
+      <w:r>
+        <w:rPr>
+          <w:b/>
+        </w:rPr>
+        <w:t>mechanism</w:t>
+      </w:r>
+      <w:r>
+        <w:rPr>
+          <w:b w:val="0"/>
+        </w:rPr>
+        <w:t xml:space="preserve"> and terminology of reading a research </w:t>
+      </w:r>
+      <w:r>
+        <w:rPr>
+          <w:b/>
+        </w:rPr>
+        <w:t>claim</w:t>
+      </w:r>
+      <w:r>
+        <w:rPr>
+          <w:b w:val="0"/>
+        </w:rPr>
+        <w:t>.</w:t>
+      </w:r>
+    </w:p>
+    <w:p>
+      <w:pPr>
+        <w:spacing w:line="336" w:lineRule="auto" w:after="180"/>
+      </w:pPr>
+      <w:r>
+        <w:rPr>
+          <w:b w:val="0"/>
+        </w:rPr>
+        <w:t xml:space="preserve">Use the supplied fictional case and keep its </w:t>
+      </w:r>
+      <w:r>
+        <w:rPr>
+          <w:b/>
+        </w:rPr>
+        <w:t>input</w:t>
+      </w:r>
+      <w:r>
+        <w:rPr>
+          <w:b w:val="0"/>
+        </w:rPr>
+        <w:t xml:space="preserve">s, intermediate steps, calculation or </w:t>
+      </w:r>
+      <w:r>
+        <w:rPr>
+          <w:b/>
+        </w:rPr>
+        <w:t>prediction</w:t>
+      </w:r>
+      <w:r>
+        <w:rPr>
+          <w:b w:val="0"/>
+        </w:rPr>
+        <w:t>, and limitation. Connect this record to last week’s record; a matching answer without a trace is insufficient.</w:t>
       </w:r>
     </w:p>
     <w:p>
@@ -639,6 +985,11 @@
       </w:pPr>
       <w:r>
         <w:t>11. Feedback, return check and learning record</w:t>
+      </w:r>
+    </w:p>
+    <w:p>
+      <w:r>
+        <w:t>Record the first repaired step and a different case to revisit after a delay.</w:t>
       </w:r>
     </w:p>
     <w:tbl>
@@ -778,7 +1129,13 @@
       </w:tr>
     </w:tbl>
     <w:p>
-      <w:r>
+      <w:pPr>
+        <w:spacing w:line="336" w:lineRule="auto" w:after="180"/>
+      </w:pPr>
+      <w:r>
+        <w:rPr>
+          <w:b w:val="0"/>
+        </w:rPr>
         <w:t>Revisit this idea with your teacher after a delay. Familiarity is different from explaining and using it on a changed case.</w:t>
       </w:r>
     </w:p>
@@ -792,11 +1149,40 @@
     </w:p>
     <w:p>
       <w:r>
-        <w:t>Read a claim with its denominator. A fictional paper headline says a prompt is twice as effective. Its table reports four correct cases instead of two.</w:t>
+        <w:t>Read a claim with its denominator. A fictional paper headline says a prompt is twice as effective. Its table reports four correct cases instead of two. Explain the labelled step before checking the changed condition.</w:t>
       </w:r>
     </w:p>
     <w:p>
-      <w:r>
+      <w:pPr>
+        <w:spacing w:line="336" w:lineRule="auto" w:after="180"/>
+      </w:pPr>
+      <w:r>
+        <w:rPr>
+          <w:b w:val="0"/>
+        </w:rPr>
+        <w:t xml:space="preserve">Read a </w:t>
+      </w:r>
+      <w:r>
+        <w:rPr>
+          <w:b/>
+        </w:rPr>
+        <w:t>claim</w:t>
+      </w:r>
+      <w:r>
+        <w:rPr>
+          <w:b w:val="0"/>
+        </w:rPr>
+        <w:t xml:space="preserve"> with its denominator. A fictional paper headline says a prompt is twice as effective. Its table reports four correct cases instead of two.</w:t>
+      </w:r>
+    </w:p>
+    <w:p>
+      <w:pPr>
+        <w:spacing w:line="336" w:lineRule="auto" w:after="180"/>
+      </w:pPr>
+      <w:r>
+        <w:rPr>
+          <w:b w:val="0"/>
+        </w:rPr>
         <w:t>Baseline: 2/10 correct. New prompt: 4/10 on the same ten cases. Scoring is fixed.</w:t>
       </w:r>
     </w:p>
@@ -873,7 +1259,13 @@
       </w:r>
     </w:p>
     <w:p>
-      <w:r>
+      <w:pPr>
+        <w:spacing w:line="336" w:lineRule="auto" w:after="180"/>
+      </w:pPr>
+      <w:r>
+        <w:rPr>
+          <w:b w:val="0"/>
+        </w:rPr>
         <w:t>Calculate the baseline and new rates for 2/10 and 4/10. Explain both twice the rate and the percentage-point change, and say why neither measures every learner’s improvement.</w:t>
       </w:r>
     </w:p>
@@ -916,13 +1308,69 @@
       </w:r>
     </w:p>
     <w:p>
-      <w:r>
-        <w:t>Support used: alone / hint / worked example. This record is practice evidence.</w:t>
+      <w:pPr>
+        <w:pStyle w:val="Heading3"/>
+      </w:pPr>
+      <w:r>
+        <w:t>Record the help used</w:t>
       </w:r>
     </w:p>
     <w:p>
-      <w:r>
-        <w:t>Project connection: For the Reproducible AI Research Study, retain an annotated worked trace and the changed-case reasoning. Connect the claim to its records, units and assumptions so another investigator can challenge or reproduce it.</w:t>
+      <w:pPr>
+        <w:spacing w:line="336" w:lineRule="auto" w:after="180"/>
+        <w:shd w:fill="F1F6F8"/>
+      </w:pPr>
+      <w:r>
+        <w:rPr>
+          <w:b w:val="0"/>
+        </w:rPr>
+        <w:t xml:space="preserve">Support used: alone / hint / worked example. This record is practice </w:t>
+      </w:r>
+      <w:r>
+        <w:rPr>
+          <w:b/>
+        </w:rPr>
+        <w:t>evidence</w:t>
+      </w:r>
+      <w:r>
+        <w:rPr>
+          <w:b w:val="0"/>
+        </w:rPr>
+        <w:t>.</w:t>
+      </w:r>
+    </w:p>
+    <w:p>
+      <w:pPr>
+        <w:spacing w:line="336" w:lineRule="auto" w:after="180"/>
+      </w:pPr>
+      <w:r>
+        <w:rPr>
+          <w:b w:val="0"/>
+        </w:rPr>
+        <w:t>Project connection: For the Reproducible AI Research Study, retain an annotated worked trace and the changed-case reasoning.</w:t>
+      </w:r>
+    </w:p>
+    <w:p>
+      <w:pPr>
+        <w:spacing w:line="336" w:lineRule="auto" w:after="180"/>
+      </w:pPr>
+      <w:r>
+        <w:rPr>
+          <w:b w:val="0"/>
+        </w:rPr>
+        <w:t xml:space="preserve">Connect the </w:t>
+      </w:r>
+      <w:r>
+        <w:rPr>
+          <w:b/>
+        </w:rPr>
+        <w:t>claim</w:t>
+      </w:r>
+      <w:r>
+        <w:rPr>
+          <w:b w:val="0"/>
+        </w:rPr>
+        <w:t xml:space="preserve"> to its records, units and assumptions so another investigator can challenge or reproduce it.</w:t>
       </w:r>
     </w:p>
     <w:p>
@@ -935,17 +1383,64 @@
     </w:p>
     <w:p>
       <w:r>
-        <w:t>Project: Reproducible AI Research Study</w:t>
+        <w:t>Keep this week’s input, deciding step, result and limit together in the Reproducible AI Research Study record.</w:t>
       </w:r>
     </w:p>
     <w:p>
-      <w:r>
-        <w:t>Current milestone: Frame the need. Name the user, the problem, allowed inputs and a safe simple starting method.</w:t>
+      <w:pPr>
+        <w:spacing w:line="336" w:lineRule="auto" w:after="180"/>
+      </w:pPr>
+      <w:r>
+        <w:rPr>
+          <w:b w:val="0"/>
+        </w:rPr>
+        <w:t>Project: Reproducible AI Research Study</w:t>
       </w:r>
     </w:p>
     <w:p>
-      <w:r>
-        <w:t>For the Reproducible AI Research Study, retain an annotated worked trace and the changed-case reasoning. Connect the claim to its records, units and assumptions so another investigator can challenge or reproduce it.</w:t>
+      <w:pPr>
+        <w:spacing w:line="336" w:lineRule="auto" w:after="180"/>
+      </w:pPr>
+      <w:r>
+        <w:rPr>
+          <w:b w:val="0"/>
+        </w:rPr>
+        <w:t xml:space="preserve">Current milestone: Frame the need. Name the user, the problem, allowed </w:t>
+      </w:r>
+      <w:r>
+        <w:rPr>
+          <w:b/>
+        </w:rPr>
+        <w:t>input</w:t>
+      </w:r>
+      <w:r>
+        <w:rPr>
+          <w:b w:val="0"/>
+        </w:rPr>
+        <w:t>s and a safe simple starting method.</w:t>
+      </w:r>
+    </w:p>
+    <w:p>
+      <w:pPr>
+        <w:spacing w:line="336" w:lineRule="auto" w:after="180"/>
+      </w:pPr>
+      <w:r>
+        <w:rPr>
+          <w:b w:val="0"/>
+        </w:rPr>
+        <w:t xml:space="preserve">For the Reproducible AI Research Study, retain an annotated worked trace and the changed-case reasoning. Connect the </w:t>
+      </w:r>
+      <w:r>
+        <w:rPr>
+          <w:b/>
+        </w:rPr>
+        <w:t>claim</w:t>
+      </w:r>
+      <w:r>
+        <w:rPr>
+          <w:b w:val="0"/>
+        </w:rPr>
+        <w:t xml:space="preserve"> to its records, units and assumptions so another investigator can challenge or reproduce it.</w:t>
       </w:r>
     </w:p>
     <w:tbl>
@@ -1107,12 +1602,41 @@
     </w:p>
     <w:p>
       <w:r>
-        <w:t>Use this supported practice once, in the browser or on paper. Keep the reserved independent assessment for a separate first attempt before teacher feedback.</w:t>
+        <w:t>Try the supported questions before comparing with hints and feedback. Record what you repaired and the evidence you retained.</w:t>
       </w:r>
     </w:p>
     <w:p>
-      <w:r>
-        <w:t>Read a claim with its denominator. A fictional paper headline says a prompt is twice as effective. Its table reports four correct cases instead of two.</w:t>
+      <w:pPr>
+        <w:spacing w:line="336" w:lineRule="auto" w:after="180"/>
+      </w:pPr>
+      <w:r>
+        <w:rPr>
+          <w:b w:val="0"/>
+        </w:rPr>
+        <w:t>Use this supported practice once, in the browser or on paper. Keep the reserved independent assessment for a separate first attempt before teacher feedback.</w:t>
+      </w:r>
+    </w:p>
+    <w:p>
+      <w:pPr>
+        <w:spacing w:line="336" w:lineRule="auto" w:after="180"/>
+      </w:pPr>
+      <w:r>
+        <w:rPr>
+          <w:b w:val="0"/>
+        </w:rPr>
+        <w:t xml:space="preserve">Read a </w:t>
+      </w:r>
+      <w:r>
+        <w:rPr>
+          <w:b/>
+        </w:rPr>
+        <w:t>claim</w:t>
+      </w:r>
+      <w:r>
+        <w:rPr>
+          <w:b w:val="0"/>
+        </w:rPr>
+        <w:t xml:space="preserve"> with its denominator. A fictional paper headline says a prompt is twice as effective. Its table reports four correct cases instead of two.</w:t>
       </w:r>
     </w:p>
     <w:p>
@@ -1124,22 +1648,61 @@
       </w:r>
     </w:p>
     <w:p>
-      <w:r>
+      <w:pPr>
+        <w:spacing w:line="336" w:lineRule="auto" w:after="180"/>
+      </w:pPr>
+      <w:r>
+        <w:rPr>
+          <w:b w:val="0"/>
+        </w:rPr>
         <w:t>Which labelled step matches this detail? These ten cases support a descriptive comparison, not universal doubling.</w:t>
       </w:r>
     </w:p>
     <w:p>
-      <w:r>
-        <w:t>1. Check claim scope</w:t>
+      <w:pPr>
+        <w:spacing w:line="336" w:lineRule="auto" w:after="180"/>
+        <w:shd w:fill="F4F9FC"/>
+      </w:pPr>
+      <w:r>
+        <w:rPr>
+          <w:b w:val="0"/>
+        </w:rPr>
+        <w:t xml:space="preserve">1. Check </w:t>
+      </w:r>
+      <w:r>
+        <w:rPr>
+          <w:b/>
+        </w:rPr>
+        <w:t>claim</w:t>
+      </w:r>
+      <w:r>
+        <w:rPr>
+          <w:b w:val="0"/>
+        </w:rPr>
+        <w:t xml:space="preserve"> scope</w:t>
       </w:r>
     </w:p>
     <w:p>
-      <w:r>
+      <w:pPr>
+        <w:spacing w:line="336" w:lineRule="auto" w:after="180"/>
+        <w:shd w:fill="F4F9FC"/>
+      </w:pPr>
+      <w:r>
+        <w:rPr>
+          <w:b w:val="0"/>
+        </w:rPr>
         <w:t>2. Calculate both changes</w:t>
       </w:r>
     </w:p>
     <w:p>
-      <w:r>
+      <w:pPr>
+        <w:spacing w:line="336" w:lineRule="auto" w:after="180"/>
+        <w:shd w:fill="F4F9FC"/>
+      </w:pPr>
+      <w:r>
+        <w:rPr>
+          <w:b w:val="0"/>
+        </w:rPr>
         <w:t>3. Find the measured outcome</w:t>
       </w:r>
     </w:p>
@@ -1177,13 +1740,23 @@
       </w:r>
     </w:p>
     <w:p>
-      <w:r>
-        <w:t>Hint if needed: Read the steps in the pictorial case. Match the supplied detail to the stage that performs or records it.</w:t>
+      <w:pPr>
+        <w:pStyle w:val="Heading3"/>
+      </w:pPr>
+      <w:r>
+        <w:t>Hint · try first</w:t>
       </w:r>
     </w:p>
     <w:p>
-      <w:r>
-        <w:t>After your attempt, compare with the supported explanation: Check claim scope These ten cases support a descriptive comparison, not universal doubling. A research claim compresses a method and result. Unpack the measured variable, denominator and comparison before accepting the headline.</w:t>
+      <w:pPr>
+        <w:spacing w:line="336" w:lineRule="auto" w:after="180"/>
+        <w:shd w:fill="F1F6F8"/>
+      </w:pPr>
+      <w:r>
+        <w:rPr>
+          <w:b w:val="0"/>
+        </w:rPr>
+        <w:t>Hint if needed: Read the steps in the pictorial case. Match the supplied detail to the stage that performs or records it.</w:t>
       </w:r>
     </w:p>
     <w:p>
@@ -1191,27 +1764,55 @@
         <w:pStyle w:val="Heading3"/>
       </w:pPr>
       <w:r>
-        <w:t>Practice 2: explain the deciding evidence</w:t>
+        <w:t>Feedback · compare after trying</w:t>
       </w:r>
     </w:p>
     <w:p>
-      <w:r>
-        <w:t>Changed-case practice: The headline changes to "every learner improves twice as much". Which conclusion is supported by the supplied facts?</w:t>
+      <w:pPr>
+        <w:spacing w:line="336" w:lineRule="auto" w:after="180"/>
+        <w:shd w:fill="F1F6FC"/>
+      </w:pPr>
+      <w:r>
+        <w:rPr>
+          <w:b w:val="0"/>
+        </w:rPr>
+        <w:t xml:space="preserve">After your attempt, compare with the supported explanation: Check </w:t>
+      </w:r>
+      <w:r>
+        <w:rPr>
+          <w:b/>
+        </w:rPr>
+        <w:t>claim</w:t>
+      </w:r>
+      <w:r>
+        <w:rPr>
+          <w:b w:val="0"/>
+        </w:rPr>
+        <w:t xml:space="preserve"> scope These ten cases support a descriptive comparison, not universal doubling. A research </w:t>
+      </w:r>
+      <w:r>
+        <w:rPr>
+          <w:b/>
+        </w:rPr>
+        <w:t>claim</w:t>
+      </w:r>
+      <w:r>
+        <w:rPr>
+          <w:b w:val="0"/>
+        </w:rPr>
+        <w:t xml:space="preserve"> compresses a method and result.</w:t>
       </w:r>
     </w:p>
     <w:p>
-      <w:r>
-        <w:t>1. We can decide the result without examining the changed input or the procedure.</w:t>
-      </w:r>
-    </w:p>
-    <w:p>
-      <w:r>
-        <w:t>2. This one example guarantees correct results for every future input.</w:t>
-      </w:r>
-    </w:p>
-    <w:p>
-      <w:r>
-        <w:t>3. That learner claim is unsupported by these answer counts.</w:t>
+      <w:pPr>
+        <w:spacing w:line="336" w:lineRule="auto" w:after="180"/>
+        <w:shd w:fill="F1F6FC"/>
+      </w:pPr>
+      <w:r>
+        <w:rPr>
+          <w:b w:val="0"/>
+        </w:rPr>
+        <w:t>Unpack the measured variable, denominator and comparison before accepting the headline.</w:t>
       </w:r>
     </w:p>
     <w:p>
@@ -1219,42 +1820,7 @@
         <w:pStyle w:val="Heading3"/>
       </w:pPr>
       <w:r>
-        <w:t>My selected conclusion, deciding fact and explanation</w:t>
-      </w:r>
-    </w:p>
-    <w:p>
-      <w:r>
-        <w:t>________________________________________________________________</w:t>
-      </w:r>
-    </w:p>
-    <w:p>
-      <w:r>
-        <w:t>________________________________________________________________</w:t>
-      </w:r>
-    </w:p>
-    <w:p>
-      <w:r>
-        <w:t>________________________________________________________________</w:t>
-      </w:r>
-    </w:p>
-    <w:p>
-      <w:r>
-        <w:t>________________________________________________________________</w:t>
-      </w:r>
-    </w:p>
-    <w:p>
-      <w:r>
-        <w:t>________________________________________________________________</w:t>
-      </w:r>
-    </w:p>
-    <w:p>
-      <w:r>
-        <w:t>Hint if needed: Use the changed condition and the deciding step in the pictorial trace. The answer must say what follows from those facts.</w:t>
-      </w:r>
-    </w:p>
-    <w:p>
-      <w:r>
-        <w:t>After your attempt, compare with the supported explanation: That learner claim is unsupported by these answer counts. The outcome and experimental unit have changed in the wording without new evidence.</w:t>
+        <w:t>Practice 2: explain the deciding evidence</w:t>
       </w:r>
     </w:p>
     <w:p>
@@ -1262,12 +1828,91 @@
         <w:pStyle w:val="Heading3"/>
       </w:pPr>
       <w:r>
-        <w:t>Repair a missing building block</w:t>
+        <w:t>Changed case · predict first</w:t>
       </w:r>
     </w:p>
     <w:p>
-      <w:r>
-        <w:t>Review A question that evidence can answer (ai-7/1). Goal: Explain the mechanism and terminology of a question that evidence can answer. Short practice: Which proposed diagram question has a measurable outcome? Name its versions, six-case denominator and fixed scoring, then explain why giving only B easier tasks spoils the comparison.. Return to this week and explain what you changed.</w:t>
+      <w:pPr>
+        <w:spacing w:line="336" w:lineRule="auto" w:after="180"/>
+        <w:shd w:fill="F5F1FB"/>
+      </w:pPr>
+      <w:r>
+        <w:rPr>
+          <w:b w:val="0"/>
+        </w:rPr>
+        <w:t>Changed-case practice: The headline changes to "every learner improves twice as much". Which conclusion is supported by the supplied facts?</w:t>
+      </w:r>
+    </w:p>
+    <w:p>
+      <w:pPr>
+        <w:spacing w:line="336" w:lineRule="auto" w:after="180"/>
+        <w:shd w:fill="F4F9FC"/>
+      </w:pPr>
+      <w:r>
+        <w:rPr>
+          <w:b w:val="0"/>
+        </w:rPr>
+        <w:t xml:space="preserve">1. We can decide the result without examining the changed </w:t>
+      </w:r>
+      <w:r>
+        <w:rPr>
+          <w:b/>
+        </w:rPr>
+        <w:t>input</w:t>
+      </w:r>
+      <w:r>
+        <w:rPr>
+          <w:b w:val="0"/>
+        </w:rPr>
+        <w:t xml:space="preserve"> or the procedure.</w:t>
+      </w:r>
+    </w:p>
+    <w:p>
+      <w:pPr>
+        <w:spacing w:line="336" w:lineRule="auto" w:after="180"/>
+        <w:shd w:fill="F4F9FC"/>
+      </w:pPr>
+      <w:r>
+        <w:rPr>
+          <w:b w:val="0"/>
+        </w:rPr>
+        <w:t xml:space="preserve">2. This one example guarantees correct results for every future </w:t>
+      </w:r>
+      <w:r>
+        <w:rPr>
+          <w:b/>
+        </w:rPr>
+        <w:t>input</w:t>
+      </w:r>
+      <w:r>
+        <w:rPr>
+          <w:b w:val="0"/>
+        </w:rPr>
+        <w:t>.</w:t>
+      </w:r>
+    </w:p>
+    <w:p>
+      <w:pPr>
+        <w:spacing w:line="336" w:lineRule="auto" w:after="180"/>
+        <w:shd w:fill="F4F9FC"/>
+      </w:pPr>
+      <w:r>
+        <w:rPr>
+          <w:b w:val="0"/>
+        </w:rPr>
+        <w:t xml:space="preserve">3. That learner </w:t>
+      </w:r>
+      <w:r>
+        <w:rPr>
+          <w:b/>
+        </w:rPr>
+        <w:t>claim</w:t>
+      </w:r>
+      <w:r>
+        <w:rPr>
+          <w:b w:val="0"/>
+        </w:rPr>
+        <w:t xml:space="preserve"> is unsupported by these answer counts.</w:t>
       </w:r>
     </w:p>
     <w:p>
@@ -1275,12 +1920,32 @@
         <w:pStyle w:val="Heading3"/>
       </w:pPr>
       <w:r>
-        <w:t>Keep your completed work</w:t>
+        <w:t>My selected conclusion, deciding fact and explanation</w:t>
       </w:r>
     </w:p>
     <w:p>
       <w:r>
-        <w:t>Use Download completed work in the hosted lesson to export your answers, reflections, practice feedback and code-run evidence. Open the HTML copy to read or print it. Drafts stay in this browser when storage is available; clear drafts on a shared device.</w:t>
+        <w:t>________________________________________________________________</w:t>
+      </w:r>
+    </w:p>
+    <w:p>
+      <w:r>
+        <w:t>________________________________________________________________</w:t>
+      </w:r>
+    </w:p>
+    <w:p>
+      <w:r>
+        <w:t>________________________________________________________________</w:t>
+      </w:r>
+    </w:p>
+    <w:p>
+      <w:r>
+        <w:t>________________________________________________________________</w:t>
+      </w:r>
+    </w:p>
+    <w:p>
+      <w:r>
+        <w:t>________________________________________________________________</w:t>
       </w:r>
     </w:p>
     <w:p>
@@ -1288,12 +1953,942 @@
         <w:pStyle w:val="Heading3"/>
       </w:pPr>
       <w:r>
-        <w:t>What I repaired, the evidence I kept and the next test</w:t>
+        <w:t>Hint · try first</w:t>
       </w:r>
     </w:p>
     <w:p>
+      <w:pPr>
+        <w:spacing w:line="336" w:lineRule="auto" w:after="180"/>
+        <w:shd w:fill="F1F6F8"/>
+      </w:pPr>
+      <w:r>
+        <w:rPr>
+          <w:b w:val="0"/>
+        </w:rPr>
+        <w:t>Hint if needed: Use the changed condition and the deciding step in the pictorial trace. The answer must say what follows from those facts.</w:t>
+      </w:r>
+    </w:p>
+    <w:p>
+      <w:pPr>
+        <w:pStyle w:val="Heading3"/>
+      </w:pPr>
+      <w:r>
+        <w:t>Feedback · compare after trying</w:t>
+      </w:r>
+    </w:p>
+    <w:p>
+      <w:pPr>
+        <w:spacing w:line="336" w:lineRule="auto" w:after="180"/>
+        <w:shd w:fill="F1F6FC"/>
+      </w:pPr>
+      <w:r>
+        <w:rPr>
+          <w:b w:val="0"/>
+        </w:rPr>
+        <w:t xml:space="preserve">After your attempt, compare with the supported explanation: That learner </w:t>
+      </w:r>
+      <w:r>
+        <w:rPr>
+          <w:b/>
+        </w:rPr>
+        <w:t>claim</w:t>
+      </w:r>
+      <w:r>
+        <w:rPr>
+          <w:b w:val="0"/>
+        </w:rPr>
+        <w:t xml:space="preserve"> is unsupported by these answer counts. The outcome and experimental unit have changed in the wording without new </w:t>
+      </w:r>
+      <w:r>
+        <w:rPr>
+          <w:b/>
+        </w:rPr>
+        <w:t>evidence</w:t>
+      </w:r>
+      <w:r>
+        <w:rPr>
+          <w:b w:val="0"/>
+        </w:rPr>
+        <w:t>.</w:t>
+      </w:r>
+    </w:p>
+    <w:p>
+      <w:pPr>
+        <w:pStyle w:val="Heading3"/>
+      </w:pPr>
+      <w:r>
+        <w:t>Repair a missing building block</w:t>
+      </w:r>
+    </w:p>
+    <w:p>
+      <w:pPr>
+        <w:spacing w:line="336" w:lineRule="auto" w:after="180"/>
+      </w:pPr>
+      <w:r>
+        <w:rPr>
+          <w:b w:val="0"/>
+        </w:rPr>
+        <w:t xml:space="preserve">Review A question that </w:t>
+      </w:r>
+      <w:r>
+        <w:rPr>
+          <w:b/>
+        </w:rPr>
+        <w:t>evidence</w:t>
+      </w:r>
+      <w:r>
+        <w:rPr>
+          <w:b w:val="0"/>
+        </w:rPr>
+        <w:t xml:space="preserve"> can answer (ai-7/1). Goal: Explain the </w:t>
+      </w:r>
+      <w:r>
+        <w:rPr>
+          <w:b/>
+        </w:rPr>
+        <w:t>mechanism</w:t>
+      </w:r>
+      <w:r>
+        <w:rPr>
+          <w:b w:val="0"/>
+        </w:rPr>
+        <w:t xml:space="preserve"> and terminology of a question that </w:t>
+      </w:r>
+      <w:r>
+        <w:rPr>
+          <w:b/>
+        </w:rPr>
+        <w:t>evidence</w:t>
+      </w:r>
+      <w:r>
+        <w:rPr>
+          <w:b w:val="0"/>
+        </w:rPr>
+        <w:t xml:space="preserve"> can answer. Short practice: Which proposed diagram question has a measurable outcome?</w:t>
+      </w:r>
+    </w:p>
+    <w:p>
+      <w:pPr>
+        <w:spacing w:line="336" w:lineRule="auto" w:after="180"/>
+      </w:pPr>
+      <w:r>
+        <w:rPr>
+          <w:b w:val="0"/>
+        </w:rPr>
+        <w:t>Name its versions, six-case denominator and fixed scoring, then explain why giving only B easier tasks spoils the comparison.. Return to this week and explain what you changed.</w:t>
+      </w:r>
+    </w:p>
+    <w:p>
+      <w:pPr>
+        <w:pStyle w:val="Heading3"/>
+      </w:pPr>
+      <w:r>
+        <w:t>Keep your completed work</w:t>
+      </w:r>
+    </w:p>
+    <w:p>
+      <w:pPr>
+        <w:spacing w:line="336" w:lineRule="auto" w:after="180"/>
+      </w:pPr>
+      <w:r>
+        <w:rPr>
+          <w:b w:val="0"/>
+        </w:rPr>
+        <w:t xml:space="preserve">Use Download completed work in the hosted lesson to export your answers, reflections, practice feedback and code-run </w:t>
+      </w:r>
+      <w:r>
+        <w:rPr>
+          <w:b/>
+        </w:rPr>
+        <w:t>evidence</w:t>
+      </w:r>
+      <w:r>
+        <w:rPr>
+          <w:b w:val="0"/>
+        </w:rPr>
+        <w:t>. Open the HTML copy to read or print it.</w:t>
+      </w:r>
+    </w:p>
+    <w:p>
+      <w:pPr>
+        <w:spacing w:line="336" w:lineRule="auto" w:after="180"/>
+      </w:pPr>
+      <w:r>
+        <w:rPr>
+          <w:b w:val="0"/>
+        </w:rPr>
+        <w:t>Drafts stay in this browser when storage is available; clear drafts on a shared device.</w:t>
+      </w:r>
+    </w:p>
+    <w:p>
+      <w:pPr>
+        <w:pStyle w:val="Heading3"/>
+      </w:pPr>
+      <w:r>
+        <w:t>What I repaired, the evidence I kept and the next test</w:t>
+      </w:r>
+    </w:p>
+    <w:p>
       <w:r>
         <w:t>________________________________________________________________</w:t>
+      </w:r>
+    </w:p>
+    <w:p>
+      <w:r>
+        <w:t>________________________________________________________________</w:t>
+      </w:r>
+    </w:p>
+    <w:p>
+      <w:r>
+        <w:t>________________________________________________________________</w:t>
+      </w:r>
+    </w:p>
+    <w:p>
+      <w:r>
+        <w:t>________________________________________________________________</w:t>
+      </w:r>
+    </w:p>
+    <w:p>
+      <w:r>
+        <w:t>________________________________________________________________</w:t>
+      </w:r>
+    </w:p>
+    <w:p>
+      <w:pPr>
+        <w:pStyle w:val="Heading1"/>
+      </w:pPr>
+      <w:r>
+        <w:t>15. Visual concept journey</w:t>
+      </w:r>
+    </w:p>
+    <w:p>
+      <w:r>
+        <w:t>Explain each Reading a research claim picture from its labels, then record a relevant limit.</w:t>
+      </w:r>
+    </w:p>
+    <w:p>
+      <w:pPr>
+        <w:pStyle w:val="Heading3"/>
+      </w:pPr>
+      <w:r>
+        <w:t>01. Reading a research claim: the case</w:t>
+      </w:r>
+    </w:p>
+    <w:p>
+      <w:r>
+        <w:drawing>
+          <wp:inline xmlns:a="http://schemas.openxmlformats.org/drawingml/2006/main" xmlns:pic="http://schemas.openxmlformats.org/drawingml/2006/picture">
+            <wp:extent cx="5486400" cy="2834640"/>
+            <wp:docPr id="3" name="Picture 3" descr="Read a claim with its denominator. A fictional paper headline says a prompt is twice as effective. Its table reports four correct cases instead of two. Supplied facts: Baseline: 2/10 correct. New prompt: 4/10 on the same ten cases. Scoring is fixed."/>
+            <wp:cNvGraphicFramePr>
+              <a:graphicFrameLocks noChangeAspect="1"/>
+            </wp:cNvGraphicFramePr>
+            <a:graphic>
+              <a:graphicData uri="http://schemas.openxmlformats.org/drawingml/2006/picture">
+                <pic:pic>
+                  <pic:nvPicPr>
+                    <pic:cNvPr id="0" name="academy-story-ai-7-2-01.png"/>
+                    <pic:cNvPicPr/>
+                  </pic:nvPicPr>
+                  <pic:blipFill>
+                    <a:blip r:embed="rId11"/>
+                    <a:stretch>
+                      <a:fillRect/>
+                    </a:stretch>
+                  </pic:blipFill>
+                  <pic:spPr>
+                    <a:xfrm>
+                      <a:off x="0" y="0"/>
+                      <a:ext cx="5486400" cy="2834640"/>
+                    </a:xfrm>
+                    <a:prstGeom prst="rect"/>
+                  </pic:spPr>
+                </pic:pic>
+              </a:graphicData>
+            </a:graphic>
+          </wp:inline>
+        </w:drawing>
+      </w:r>
+    </w:p>
+    <w:p>
+      <w:pPr>
+        <w:spacing w:line="336" w:lineRule="auto" w:after="180"/>
+      </w:pPr>
+      <w:r>
+        <w:rPr>
+          <w:b w:val="0"/>
+        </w:rPr>
+        <w:t xml:space="preserve">Read a </w:t>
+      </w:r>
+      <w:r>
+        <w:rPr>
+          <w:b/>
+        </w:rPr>
+        <w:t>claim</w:t>
+      </w:r>
+      <w:r>
+        <w:rPr>
+          <w:b w:val="0"/>
+        </w:rPr>
+        <w:t xml:space="preserve"> with its denominator. A fictional paper headline says a prompt is twice as effective. Its table reports four correct cases instead of two. Supplied facts: Baseline: 2/10 correct.</w:t>
+      </w:r>
+    </w:p>
+    <w:p>
+      <w:pPr>
+        <w:spacing w:line="336" w:lineRule="auto" w:after="180"/>
+      </w:pPr>
+      <w:r>
+        <w:rPr>
+          <w:b w:val="0"/>
+        </w:rPr>
+        <w:t>New prompt: 4/10 on the same ten cases. Scoring is fixed.</w:t>
+      </w:r>
+    </w:p>
+    <w:p>
+      <w:pPr>
+        <w:spacing w:line="336" w:lineRule="auto" w:after="180"/>
+        <w:shd w:fill="F5F1FB"/>
+      </w:pPr>
+      <w:r>
+        <w:rPr>
+          <w:b w:val="0"/>
+        </w:rPr>
+        <w:t>Point to the given fact that matters most. Explain why it matters.</w:t>
+      </w:r>
+    </w:p>
+    <w:p>
+      <w:pPr>
+        <w:pStyle w:val="Heading3"/>
+      </w:pPr>
+      <w:r>
+        <w:t>My picture explanation, deciding evidence and one limit</w:t>
+      </w:r>
+    </w:p>
+    <w:p>
+      <w:r>
+        <w:t>________________________________________________________________</w:t>
+      </w:r>
+    </w:p>
+    <w:p>
+      <w:r>
+        <w:t>________________________________________________________________</w:t>
+      </w:r>
+    </w:p>
+    <w:p>
+      <w:r>
+        <w:t>________________________________________________________________</w:t>
+      </w:r>
+    </w:p>
+    <w:p>
+      <w:r>
+        <w:t>________________________________________________________________</w:t>
+      </w:r>
+    </w:p>
+    <w:p>
+      <w:pPr>
+        <w:pStyle w:val="Heading3"/>
+      </w:pPr>
+      <w:r>
+        <w:t>02. Follow the deciding steps</w:t>
+      </w:r>
+    </w:p>
+    <w:p>
+      <w:r>
+        <w:drawing>
+          <wp:inline xmlns:a="http://schemas.openxmlformats.org/drawingml/2006/main" xmlns:pic="http://schemas.openxmlformats.org/drawingml/2006/picture">
+            <wp:extent cx="5486400" cy="3182112"/>
+            <wp:docPr id="4" name="Picture 4" descr="Find the measured outcome: The table counts correct answers, not learning or satisfaction. → Calculate both changes: 20%→40% is twice the rate and a 20-percentage-point increase. → Check claim scope: These ten cases support a descriptive comparison, not universal doubling."/>
+            <wp:cNvGraphicFramePr>
+              <a:graphicFrameLocks noChangeAspect="1"/>
+            </wp:cNvGraphicFramePr>
+            <a:graphic>
+              <a:graphicData uri="http://schemas.openxmlformats.org/drawingml/2006/picture">
+                <pic:pic>
+                  <pic:nvPicPr>
+                    <pic:cNvPr id="0" name="academy-story-ai-7-2-02.png"/>
+                    <pic:cNvPicPr/>
+                  </pic:nvPicPr>
+                  <pic:blipFill>
+                    <a:blip r:embed="rId12"/>
+                    <a:stretch>
+                      <a:fillRect/>
+                    </a:stretch>
+                  </pic:blipFill>
+                  <pic:spPr>
+                    <a:xfrm>
+                      <a:off x="0" y="0"/>
+                      <a:ext cx="5486400" cy="3182112"/>
+                    </a:xfrm>
+                    <a:prstGeom prst="rect"/>
+                  </pic:spPr>
+                </pic:pic>
+              </a:graphicData>
+            </a:graphic>
+          </wp:inline>
+        </w:drawing>
+      </w:r>
+    </w:p>
+    <w:p>
+      <w:pPr>
+        <w:spacing w:line="336" w:lineRule="auto" w:after="180"/>
+      </w:pPr>
+      <w:r>
+        <w:rPr>
+          <w:b w:val="0"/>
+        </w:rPr>
+        <w:t xml:space="preserve">Find the measured outcome: The table counts correct answers, not learning or satisfaction. → Calculate both changes: 20%→40% is twice the rate and a 20-percentage-point increase. → Check </w:t>
+      </w:r>
+      <w:r>
+        <w:rPr>
+          <w:b/>
+        </w:rPr>
+        <w:t>claim</w:t>
+      </w:r>
+      <w:r>
+        <w:rPr>
+          <w:b w:val="0"/>
+        </w:rPr>
+        <w:t xml:space="preserve"> scope: These ten cases support a descriptive comparison, not universal doubling.</w:t>
+      </w:r>
+    </w:p>
+    <w:p>
+      <w:pPr>
+        <w:spacing w:line="336" w:lineRule="auto" w:after="180"/>
+        <w:shd w:fill="F5F1FB"/>
+      </w:pPr>
+      <w:r>
+        <w:rPr>
+          <w:b w:val="0"/>
+        </w:rPr>
+        <w:t xml:space="preserve">Point to each numbered stage and explain which recorded </w:t>
+      </w:r>
+      <w:r>
+        <w:rPr>
+          <w:b/>
+        </w:rPr>
+        <w:t>input</w:t>
+      </w:r>
+      <w:r>
+        <w:rPr>
+          <w:b w:val="0"/>
+        </w:rPr>
+        <w:t xml:space="preserve"> it uses.</w:t>
+      </w:r>
+    </w:p>
+    <w:p>
+      <w:pPr>
+        <w:pStyle w:val="Heading3"/>
+      </w:pPr>
+      <w:r>
+        <w:t>My picture explanation, deciding evidence and one limit</w:t>
+      </w:r>
+    </w:p>
+    <w:p>
+      <w:r>
+        <w:t>________________________________________________________________</w:t>
+      </w:r>
+    </w:p>
+    <w:p>
+      <w:r>
+        <w:t>________________________________________________________________</w:t>
+      </w:r>
+    </w:p>
+    <w:p>
+      <w:r>
+        <w:t>________________________________________________________________</w:t>
+      </w:r>
+    </w:p>
+    <w:p>
+      <w:r>
+        <w:t>________________________________________________________________</w:t>
+      </w:r>
+    </w:p>
+    <w:p>
+      <w:pPr>
+        <w:pStyle w:val="Heading3"/>
+      </w:pPr>
+      <w:r>
+        <w:t>03. Correctness on ten shared cases</w:t>
+      </w:r>
+    </w:p>
+    <w:p>
+      <w:r>
+        <w:drawing>
+          <wp:inline xmlns:a="http://schemas.openxmlformats.org/drawingml/2006/main" xmlns:pic="http://schemas.openxmlformats.org/drawingml/2006/picture">
+            <wp:extent cx="5486400" cy="2834640"/>
+            <wp:docPr id="5" name="Picture 5" descr="Correctness on ten shared cases. Units: correct answers out of 10. Baseline: 2. New prompt: 4."/>
+            <wp:cNvGraphicFramePr>
+              <a:graphicFrameLocks noChangeAspect="1"/>
+            </wp:cNvGraphicFramePr>
+            <a:graphic>
+              <a:graphicData uri="http://schemas.openxmlformats.org/drawingml/2006/picture">
+                <pic:pic>
+                  <pic:nvPicPr>
+                    <pic:cNvPr id="0" name="academy-story-ai-7-2-03.png"/>
+                    <pic:cNvPicPr/>
+                  </pic:nvPicPr>
+                  <pic:blipFill>
+                    <a:blip r:embed="rId13"/>
+                    <a:stretch>
+                      <a:fillRect/>
+                    </a:stretch>
+                  </pic:blipFill>
+                  <pic:spPr>
+                    <a:xfrm>
+                      <a:off x="0" y="0"/>
+                      <a:ext cx="5486400" cy="2834640"/>
+                    </a:xfrm>
+                    <a:prstGeom prst="rect"/>
+                  </pic:spPr>
+                </pic:pic>
+              </a:graphicData>
+            </a:graphic>
+          </wp:inline>
+        </w:drawing>
+      </w:r>
+    </w:p>
+    <w:p>
+      <w:pPr>
+        <w:spacing w:line="336" w:lineRule="auto" w:after="180"/>
+      </w:pPr>
+      <w:r>
+        <w:rPr>
+          <w:b w:val="0"/>
+        </w:rPr>
+        <w:t>Correctness on ten shared cases. Units: correct answers out of 10. Baseline: 2. New prompt: 4.</w:t>
+      </w:r>
+    </w:p>
+    <w:p>
+      <w:pPr>
+        <w:spacing w:line="336" w:lineRule="auto" w:after="180"/>
+        <w:shd w:fill="F5F1FB"/>
+      </w:pPr>
+      <w:r>
+        <w:rPr>
+          <w:b w:val="0"/>
+        </w:rPr>
+        <w:t>Read the labels and values. Explain the relationship the model shows.</w:t>
+      </w:r>
+    </w:p>
+    <w:p>
+      <w:pPr>
+        <w:pStyle w:val="Heading3"/>
+      </w:pPr>
+      <w:r>
+        <w:t>My picture explanation, deciding evidence and one limit</w:t>
+      </w:r>
+    </w:p>
+    <w:p>
+      <w:r>
+        <w:t>________________________________________________________________</w:t>
+      </w:r>
+    </w:p>
+    <w:p>
+      <w:r>
+        <w:t>________________________________________________________________</w:t>
+      </w:r>
+    </w:p>
+    <w:p>
+      <w:r>
+        <w:t>________________________________________________________________</w:t>
+      </w:r>
+    </w:p>
+    <w:p>
+      <w:r>
+        <w:t>________________________________________________________________</w:t>
+      </w:r>
+    </w:p>
+    <w:p>
+      <w:pPr>
+        <w:pStyle w:val="Heading3"/>
+      </w:pPr>
+      <w:r>
+        <w:t>04. Change one thing. Trace what follows.</w:t>
+      </w:r>
+    </w:p>
+    <w:p>
+      <w:r>
+        <w:drawing>
+          <wp:inline xmlns:a="http://schemas.openxmlformats.org/drawingml/2006/main" xmlns:pic="http://schemas.openxmlformats.org/drawingml/2006/picture">
+            <wp:extent cx="5486400" cy="3026664"/>
+            <wp:docPr id="6" name="Picture 6" descr="Original case: These ten cases support a descriptive comparison, not universal doubling. Changed condition: The headline changes to &quot;every learner improves twice as much&quot;. Expected result: That learner claim is unsupported by these answer counts. Reason: The outcome and experimental unit have changed in the wording without new evidence."/>
+            <wp:cNvGraphicFramePr>
+              <a:graphicFrameLocks noChangeAspect="1"/>
+            </wp:cNvGraphicFramePr>
+            <a:graphic>
+              <a:graphicData uri="http://schemas.openxmlformats.org/drawingml/2006/picture">
+                <pic:pic>
+                  <pic:nvPicPr>
+                    <pic:cNvPr id="0" name="academy-story-ai-7-2-04.png"/>
+                    <pic:cNvPicPr/>
+                  </pic:nvPicPr>
+                  <pic:blipFill>
+                    <a:blip r:embed="rId14"/>
+                    <a:stretch>
+                      <a:fillRect/>
+                    </a:stretch>
+                  </pic:blipFill>
+                  <pic:spPr>
+                    <a:xfrm>
+                      <a:off x="0" y="0"/>
+                      <a:ext cx="5486400" cy="3026664"/>
+                    </a:xfrm>
+                    <a:prstGeom prst="rect"/>
+                  </pic:spPr>
+                </pic:pic>
+              </a:graphicData>
+            </a:graphic>
+          </wp:inline>
+        </w:drawing>
+      </w:r>
+    </w:p>
+    <w:p>
+      <w:pPr>
+        <w:spacing w:line="336" w:lineRule="auto" w:after="180"/>
+      </w:pPr>
+      <w:r>
+        <w:rPr>
+          <w:b w:val="0"/>
+        </w:rPr>
+        <w:t>Original case: These ten cases support a descriptive comparison, not universal doubling. Changed condition: The headline changes to "every learner improves twice as much".</w:t>
+      </w:r>
+    </w:p>
+    <w:p>
+      <w:pPr>
+        <w:spacing w:line="336" w:lineRule="auto" w:after="180"/>
+      </w:pPr>
+      <w:r>
+        <w:rPr>
+          <w:b w:val="0"/>
+        </w:rPr>
+        <w:t xml:space="preserve">Expected result: That learner </w:t>
+      </w:r>
+      <w:r>
+        <w:rPr>
+          <w:b/>
+        </w:rPr>
+        <w:t>claim</w:t>
+      </w:r>
+      <w:r>
+        <w:rPr>
+          <w:b w:val="0"/>
+        </w:rPr>
+        <w:t xml:space="preserve"> is unsupported by these answer counts. Reason: The outcome and experimental unit have changed in the wording without new </w:t>
+      </w:r>
+      <w:r>
+        <w:rPr>
+          <w:b/>
+        </w:rPr>
+        <w:t>evidence</w:t>
+      </w:r>
+      <w:r>
+        <w:rPr>
+          <w:b w:val="0"/>
+        </w:rPr>
+        <w:t>.</w:t>
+      </w:r>
+    </w:p>
+    <w:p>
+      <w:pPr>
+        <w:spacing w:line="336" w:lineRule="auto" w:after="180"/>
+        <w:shd w:fill="F5F1FB"/>
+      </w:pPr>
+      <w:r>
+        <w:rPr>
+          <w:b w:val="0"/>
+        </w:rPr>
+        <w:t>Predict before checking the worked changed-case result. Name what changed and what the supplied facts allow you to conclude.</w:t>
+      </w:r>
+    </w:p>
+    <w:p>
+      <w:pPr>
+        <w:pStyle w:val="Heading3"/>
+      </w:pPr>
+      <w:r>
+        <w:t>My picture explanation, deciding evidence and one limit</w:t>
+      </w:r>
+    </w:p>
+    <w:p>
+      <w:r>
+        <w:t>________________________________________________________________</w:t>
+      </w:r>
+    </w:p>
+    <w:p>
+      <w:r>
+        <w:t>________________________________________________________________</w:t>
+      </w:r>
+    </w:p>
+    <w:p>
+      <w:r>
+        <w:t>________________________________________________________________</w:t>
+      </w:r>
+    </w:p>
+    <w:p>
+      <w:r>
+        <w:t>________________________________________________________________</w:t>
+      </w:r>
+    </w:p>
+    <w:p>
+      <w:pPr>
+        <w:pStyle w:val="Heading3"/>
+      </w:pPr>
+      <w:r>
+        <w:t>05. Connect the explanation to its limit</w:t>
+      </w:r>
+    </w:p>
+    <w:p>
+      <w:r>
+        <w:drawing>
+          <wp:inline xmlns:a="http://schemas.openxmlformats.org/drawingml/2006/main" xmlns:pic="http://schemas.openxmlformats.org/drawingml/2006/picture">
+            <wp:extent cx="5486400" cy="2834640"/>
+            <wp:docPr id="7" name="Picture 7" descr="A research claim compresses a method and result. Unpack the measured variable, denominator and comparison before accepting the headline. Limit: Small case counts leave substantial uncertainty; no significance or causal effect is supplied."/>
+            <wp:cNvGraphicFramePr>
+              <a:graphicFrameLocks noChangeAspect="1"/>
+            </wp:cNvGraphicFramePr>
+            <a:graphic>
+              <a:graphicData uri="http://schemas.openxmlformats.org/drawingml/2006/picture">
+                <pic:pic>
+                  <pic:nvPicPr>
+                    <pic:cNvPr id="0" name="academy-story-ai-7-2-05.png"/>
+                    <pic:cNvPicPr/>
+                  </pic:nvPicPr>
+                  <pic:blipFill>
+                    <a:blip r:embed="rId15"/>
+                    <a:stretch>
+                      <a:fillRect/>
+                    </a:stretch>
+                  </pic:blipFill>
+                  <pic:spPr>
+                    <a:xfrm>
+                      <a:off x="0" y="0"/>
+                      <a:ext cx="5486400" cy="2834640"/>
+                    </a:xfrm>
+                    <a:prstGeom prst="rect"/>
+                  </pic:spPr>
+                </pic:pic>
+              </a:graphicData>
+            </a:graphic>
+          </wp:inline>
+        </w:drawing>
+      </w:r>
+    </w:p>
+    <w:p>
+      <w:pPr>
+        <w:spacing w:line="336" w:lineRule="auto" w:after="180"/>
+      </w:pPr>
+      <w:r>
+        <w:rPr>
+          <w:b w:val="0"/>
+        </w:rPr>
+        <w:t xml:space="preserve">A research </w:t>
+      </w:r>
+      <w:r>
+        <w:rPr>
+          <w:b/>
+        </w:rPr>
+        <w:t>claim</w:t>
+      </w:r>
+      <w:r>
+        <w:rPr>
+          <w:b w:val="0"/>
+        </w:rPr>
+        <w:t xml:space="preserve"> compresses a method and result. Unpack the measured variable, denominator and comparison before accepting the headline.</w:t>
+      </w:r>
+    </w:p>
+    <w:p>
+      <w:pPr>
+        <w:spacing w:line="336" w:lineRule="auto" w:after="180"/>
+      </w:pPr>
+      <w:r>
+        <w:rPr>
+          <w:b w:val="0"/>
+        </w:rPr>
+        <w:t>Limit: Small case counts leave substantial uncertainty; no significance or causal effect is supplied.</w:t>
+      </w:r>
+    </w:p>
+    <w:p>
+      <w:pPr>
+        <w:spacing w:line="336" w:lineRule="auto" w:after="180"/>
+        <w:shd w:fill="F5F1FB"/>
+      </w:pPr>
+      <w:r>
+        <w:rPr>
+          <w:b w:val="0"/>
+        </w:rPr>
+        <w:t xml:space="preserve">Explain the case, then point to a limit on the </w:t>
+      </w:r>
+      <w:r>
+        <w:rPr>
+          <w:b/>
+        </w:rPr>
+        <w:t>claim</w:t>
+      </w:r>
+      <w:r>
+        <w:rPr>
+          <w:b w:val="0"/>
+        </w:rPr>
+        <w:t>.</w:t>
+      </w:r>
+    </w:p>
+    <w:p>
+      <w:pPr>
+        <w:pStyle w:val="Heading3"/>
+      </w:pPr>
+      <w:r>
+        <w:t>My picture explanation, deciding evidence and one limit</w:t>
+      </w:r>
+    </w:p>
+    <w:p>
+      <w:r>
+        <w:t>________________________________________________________________</w:t>
+      </w:r>
+    </w:p>
+    <w:p>
+      <w:r>
+        <w:t>________________________________________________________________</w:t>
+      </w:r>
+    </w:p>
+    <w:p>
+      <w:r>
+        <w:t>________________________________________________________________</w:t>
+      </w:r>
+    </w:p>
+    <w:p>
+      <w:r>
+        <w:t>________________________________________________________________</w:t>
+      </w:r>
+    </w:p>
+    <w:p>
+      <w:pPr>
+        <w:pStyle w:val="Heading3"/>
+      </w:pPr>
+      <w:r>
+        <w:t>06. Make the idea visible in your project</w:t>
+      </w:r>
+    </w:p>
+    <w:p>
+      <w:r>
+        <w:drawing>
+          <wp:inline xmlns:a="http://schemas.openxmlformats.org/drawingml/2006/main" xmlns:pic="http://schemas.openxmlformats.org/drawingml/2006/picture">
+            <wp:extent cx="5486400" cy="3681984"/>
+            <wp:docPr id="8" name="Picture 8" descr="For the Reproducible AI Research Study, retain an annotated worked trace and the changed-case reasoning. Connect the claim to its records, units and assumptions so another investigator can challenge or reproduce it. Draw your input, deciding step, result and limit. Supported question: Calculate the baseline and new rates for 2/10 and 4/10. Explain both twice the rate and the percentage-point change, and say why neither measures every learner’s improvement."/>
+            <wp:cNvGraphicFramePr>
+              <a:graphicFrameLocks noChangeAspect="1"/>
+            </wp:cNvGraphicFramePr>
+            <a:graphic>
+              <a:graphicData uri="http://schemas.openxmlformats.org/drawingml/2006/picture">
+                <pic:pic>
+                  <pic:nvPicPr>
+                    <pic:cNvPr id="0" name="academy-story-ai-7-2-06.png"/>
+                    <pic:cNvPicPr/>
+                  </pic:nvPicPr>
+                  <pic:blipFill>
+                    <a:blip r:embed="rId16"/>
+                    <a:stretch>
+                      <a:fillRect/>
+                    </a:stretch>
+                  </pic:blipFill>
+                  <pic:spPr>
+                    <a:xfrm>
+                      <a:off x="0" y="0"/>
+                      <a:ext cx="5486400" cy="3681984"/>
+                    </a:xfrm>
+                    <a:prstGeom prst="rect"/>
+                  </pic:spPr>
+                </pic:pic>
+              </a:graphicData>
+            </a:graphic>
+          </wp:inline>
+        </w:drawing>
+      </w:r>
+    </w:p>
+    <w:p>
+      <w:pPr>
+        <w:spacing w:line="336" w:lineRule="auto" w:after="180"/>
+      </w:pPr>
+      <w:r>
+        <w:rPr>
+          <w:b w:val="0"/>
+        </w:rPr>
+        <w:t xml:space="preserve">For the Reproducible AI Research Study, retain an annotated worked trace and the changed-case reasoning. Connect the </w:t>
+      </w:r>
+      <w:r>
+        <w:rPr>
+          <w:b/>
+        </w:rPr>
+        <w:t>claim</w:t>
+      </w:r>
+      <w:r>
+        <w:rPr>
+          <w:b w:val="0"/>
+        </w:rPr>
+        <w:t xml:space="preserve"> to its records, units and assumptions so another investigator can challenge or reproduce it.</w:t>
+      </w:r>
+    </w:p>
+    <w:p>
+      <w:pPr>
+        <w:spacing w:line="336" w:lineRule="auto" w:after="180"/>
+      </w:pPr>
+      <w:r>
+        <w:rPr>
+          <w:b w:val="0"/>
+        </w:rPr>
+        <w:t xml:space="preserve">Draw your </w:t>
+      </w:r>
+      <w:r>
+        <w:rPr>
+          <w:b/>
+        </w:rPr>
+        <w:t>input</w:t>
+      </w:r>
+      <w:r>
+        <w:rPr>
+          <w:b w:val="0"/>
+        </w:rPr>
+        <w:t>, deciding step, result and limit. Supported question: Calculate the baseline and new rates for 2/10 and 4/10.</w:t>
+      </w:r>
+    </w:p>
+    <w:p>
+      <w:pPr>
+        <w:spacing w:line="336" w:lineRule="auto" w:after="180"/>
+      </w:pPr>
+      <w:r>
+        <w:rPr>
+          <w:b w:val="0"/>
+        </w:rPr>
+        <w:t>Explain both twice the rate and the percentage-point change, and say why neither measures every learner’s improvement.</w:t>
+      </w:r>
+    </w:p>
+    <w:p>
+      <w:pPr>
+        <w:spacing w:line="336" w:lineRule="auto" w:after="180"/>
+        <w:shd w:fill="F5F1FB"/>
+      </w:pPr>
+      <w:r>
+        <w:rPr>
+          <w:b w:val="0"/>
+        </w:rPr>
+        <w:t xml:space="preserve">Draw your project trace and justify the deciding step using </w:t>
+      </w:r>
+      <w:r>
+        <w:rPr>
+          <w:b/>
+        </w:rPr>
+        <w:t>evidence</w:t>
+      </w:r>
+      <w:r>
+        <w:rPr>
+          <w:b w:val="0"/>
+        </w:rPr>
+        <w:t>.</w:t>
+      </w:r>
+    </w:p>
+    <w:p>
+      <w:pPr>
+        <w:pStyle w:val="Heading3"/>
+      </w:pPr>
+      <w:r>
+        <w:t>My picture explanation, deciding evidence and one limit</w:t>
       </w:r>
     </w:p>
     <w:p>

--- a/downloads/workbook/ai-7-week-02.docx
+++ b/downloads/workbook/ai-7-week-02.docx
@@ -25,22 +25,45 @@
         <w:pStyle w:val="Heading1"/>
       </w:pPr>
       <w:r>
-        <w:t>01. Recall and choose your starting point</w:t>
-      </w:r>
-    </w:p>
-    <w:p>
-      <w:r>
-        <w:t>Record your starting explanation for Reading a research claim before opening notes. Show any later correction separately.</w:t>
-      </w:r>
-    </w:p>
-    <w:p>
-      <w:pPr>
-        <w:spacing w:line="336" w:lineRule="auto" w:after="180"/>
-      </w:pPr>
-      <w:r>
-        <w:rPr>
-          <w:b w:val="0"/>
-        </w:rPr>
+        <w:t>One complete claim and supporting-evidence audit.</w:t>
+      </w:r>
+    </w:p>
+    <w:p>
+      <w:r>
+        <w:t>Keep headline, outcome, unit, data, baseline, arithmetic and unsupported extensions together.</w:t>
+      </w:r>
+    </w:p>
+    <w:p>
+      <w:r>
+        <w:t>Recall → W1–W3/W5 → independent median claim → research-claim project → delayed return.</w:t>
+      </w:r>
+    </w:p>
+    <w:p>
+      <w:pPr>
+        <w:pStyle w:val="Heading1"/>
+      </w:pPr>
+      <w:r>
+        <w:t>01. Recall · Retrieve before notes</w:t>
+      </w:r>
+    </w:p>
+    <w:p>
+      <w:r>
+        <w:t>Keep this task’s inputs,rule and response together.</w:t>
+      </w:r>
+    </w:p>
+    <w:p>
+      <w:pPr>
+        <w:pStyle w:val="Heading2"/>
+      </w:pPr>
+      <w:r>
+        <w:t>Complete task and evidence</w:t>
+      </w:r>
+    </w:p>
+    <w:p>
+      <w:pPr>
+        <w:pStyle w:val="ListBullet"/>
+      </w:pPr>
+      <w:r>
         <w:t>Try the recall before opening notes. Then use a different colour or a labelled second line to correct your explanation.</w:t>
       </w:r>
     </w:p>
@@ -54,25 +77,10 @@
     </w:p>
     <w:p>
       <w:pPr>
-        <w:spacing w:line="336" w:lineRule="auto" w:after="180"/>
-      </w:pPr>
-      <w:r>
-        <w:rPr>
-          <w:b w:val="0"/>
-        </w:rPr>
-        <w:t xml:space="preserve">Without opening the old lesson, explain one key idea from A question that </w:t>
-      </w:r>
-      <w:r>
-        <w:rPr>
-          <w:b/>
-        </w:rPr>
-        <w:t>evidence</w:t>
-      </w:r>
-      <w:r>
-        <w:rPr>
-          <w:b w:val="0"/>
-        </w:rPr>
-        <w:t xml:space="preserve"> can answer. Give an example and a mistake that the idea helps you avoid.</w:t>
+        <w:pStyle w:val="ListBullet"/>
+      </w:pPr>
+      <w:r>
+        <w:t>Without opening the old lesson, explain one key idea from A question that evidence can answer. Give an example and a mistake that the idea helps you avoid.</w:t>
       </w:r>
     </w:p>
     <w:p>
@@ -103,135 +111,44 @@
         <w:pStyle w:val="Heading1"/>
       </w:pPr>
       <w:r>
-        <w:t>02. Practise with fading help</w:t>
-      </w:r>
-    </w:p>
-    <w:p>
-      <w:r>
-        <w:t>Complete the supported Reading a research claim trace and record the first step you can explain without help.</w:t>
-      </w:r>
-    </w:p>
-    <w:p>
-      <w:pPr>
-        <w:spacing w:line="336" w:lineRule="auto" w:after="180"/>
-      </w:pPr>
-      <w:r>
-        <w:rPr>
-          <w:b w:val="0"/>
-        </w:rPr>
-        <w:t xml:space="preserve">Use W2: Trace the worked case for Reading a research </w:t>
-      </w:r>
-      <w:r>
-        <w:rPr>
-          <w:b/>
-        </w:rPr>
-        <w:t>claim</w:t>
-      </w:r>
-      <w:r>
-        <w:rPr>
-          <w:b w:val="0"/>
-        </w:rPr>
-        <w:t>. Record the answer once; the lesson and workbook refer to the same attempt.</w:t>
-      </w:r>
-    </w:p>
-    <w:tbl>
-      <w:tblPr>
-        <w:tblStyle w:val="LightShading-Accent1"/>
-        <w:tblW w:type="auto" w:w="0"/>
-        <w:tblLook w:firstColumn="1" w:firstRow="1" w:lastColumn="0" w:lastRow="0" w:noHBand="0" w:noVBand="1" w:val="04A0"/>
-      </w:tblPr>
-      <w:tblGrid>
-        <w:gridCol w:w="2556"/>
-        <w:gridCol w:w="2556"/>
-        <w:gridCol w:w="2556"/>
-        <w:gridCol w:w="2556"/>
-      </w:tblGrid>
-      <w:tr>
-        <w:trPr>
-          <w:tblHeader/>
-        </w:trPr>
-        <w:tc>
-          <w:tcPr>
-            <w:tcW w:type="dxa" w:w="2556"/>
-          </w:tcPr>
-          <w:p>
-            <w:r>
-              <w:t>Given inputs</w:t>
-            </w:r>
-          </w:p>
-        </w:tc>
-        <w:tc>
-          <w:tcPr>
-            <w:tcW w:type="dxa" w:w="2556"/>
-          </w:tcPr>
-          <w:p>
-            <w:r>
-              <w:t>Procedure I chose</w:t>
-            </w:r>
-          </w:p>
-        </w:tc>
-        <w:tc>
-          <w:tcPr>
-            <w:tcW w:type="dxa" w:w="2556"/>
-          </w:tcPr>
-          <w:p>
-            <w:r>
-              <w:t>Middle steps</w:t>
-            </w:r>
-          </w:p>
-        </w:tc>
-        <w:tc>
-          <w:tcPr>
-            <w:tcW w:type="dxa" w:w="2556"/>
-          </w:tcPr>
-          <w:p>
-            <w:r>
-              <w:t>Result and check</w:t>
-            </w:r>
-          </w:p>
-        </w:tc>
-      </w:tr>
-      <w:tr>
-        <w:tc>
-          <w:tcPr>
-            <w:tcW w:type="dxa" w:w="2556"/>
-          </w:tcPr>
-          <w:p>
-            <w:r/>
-          </w:p>
-        </w:tc>
-        <w:tc>
-          <w:tcPr>
-            <w:tcW w:type="dxa" w:w="2556"/>
-          </w:tcPr>
-          <w:p>
-            <w:r/>
-          </w:p>
-        </w:tc>
-        <w:tc>
-          <w:tcPr>
-            <w:tcW w:type="dxa" w:w="2556"/>
-          </w:tcPr>
-          <w:p>
-            <w:r/>
-          </w:p>
-        </w:tc>
-        <w:tc>
-          <w:tcPr>
-            <w:tcW w:type="dxa" w:w="2556"/>
-          </w:tcPr>
-          <w:p>
-            <w:r/>
-          </w:p>
-        </w:tc>
-      </w:tr>
-    </w:tbl>
+        <w:t>05. W1 · Explain the current example</w:t>
+      </w:r>
+    </w:p>
+    <w:p>
+      <w:r>
+        <w:t>Keep this task’s inputs,rule and response together.</w:t>
+      </w:r>
+    </w:p>
+    <w:p>
+      <w:pPr>
+        <w:pStyle w:val="Heading2"/>
+      </w:pPr>
+      <w:r>
+        <w:t>Complete task and evidence</w:t>
+      </w:r>
+    </w:p>
+    <w:p>
+      <w:pPr>
+        <w:pStyle w:val="ListBullet"/>
+      </w:pPr>
+      <w:r>
+        <w:t>Reading a research claim requires its method, data, baseline, metric, unit and limitations. Main fictional same-eight-case supported-answer counts A 5/8 = 62.5%, B 6/8 = 75%: +12.5 percentage points, rate ratio 1.2 and relative increase 20%. This supports a descriptive measured-outcome comparison, not universal usefulness, causal mechanism or learner benefit. Actual paired transitions, full support rubric and uncertainty analysis are not supplied by the headline. Added possible paired patterns illustrate that identical aggregates can contain one gain/no loss or two gains/one loss; they are not recovered real records. Separate picture correct-answer rates 2/10 = 20% to 4/10 = 40%: twice the rate, +20 percentage points and 100% relative increase, with six failures remaining. “Every learner improves twice as much” changes unit/outcome without data. No significance, population interval, causal effect or actual paper/model/participant result is supplied. A zero baseline has undefined finite rate ratio. Keep a valid narrow result while revising an unsupported headline.</w:t>
+      </w:r>
+    </w:p>
+    <w:p>
+      <w:pPr>
+        <w:pStyle w:val="ListBullet"/>
+      </w:pPr>
+      <w:r>
+        <w:t>Explain the weekly mechanism in your own words. Use the worked scenario to name its input, decision rule and output.</w:t>
+      </w:r>
+    </w:p>
     <w:p>
       <w:pPr>
         <w:pStyle w:val="Heading3"/>
       </w:pPr>
       <w:r>
-        <w:t>The step I completed without help, and the hint I needed</w:t>
+        <w:t>My reasoning and evidence</w:t>
       </w:r>
     </w:p>
     <w:p>
@@ -250,50 +167,55 @@
       </w:r>
     </w:p>
     <w:p>
+      <w:r>
+        <w:t>________________________________________________________________</w:t>
+      </w:r>
+    </w:p>
+    <w:p>
+      <w:r>
+        <w:t>________________________________________________________________</w:t>
+      </w:r>
+    </w:p>
+    <w:p>
+      <w:r>
+        <w:t>________________________________________________________________</w:t>
+      </w:r>
+    </w:p>
+    <w:p>
       <w:pPr>
         <w:pStyle w:val="Heading1"/>
       </w:pPr>
       <w:r>
-        <w:t>03. Individual reasoning check</w:t>
-      </w:r>
-    </w:p>
-    <w:p>
-      <w:r>
-        <w:t>Check the proposed Reading a research claim explanation against the supplied facts before discussing it.</w:t>
-      </w:r>
-    </w:p>
-    <w:p>
-      <w:pPr>
-        <w:spacing w:line="336" w:lineRule="auto" w:after="180"/>
-      </w:pPr>
-      <w:r>
-        <w:rPr>
-          <w:b w:val="0"/>
-        </w:rPr>
-        <w:t xml:space="preserve">Use the worked case for Reading a research </w:t>
-      </w:r>
-      <w:r>
-        <w:rPr>
-          <w:b/>
-        </w:rPr>
-        <w:t>claim</w:t>
-      </w:r>
-      <w:r>
-        <w:rPr>
-          <w:b w:val="0"/>
-        </w:rPr>
-        <w:t>. Proposed explanation: “The worked result establishes every future case”. Decide whether this explanation is supported.</w:t>
-      </w:r>
-    </w:p>
-    <w:p>
-      <w:pPr>
-        <w:spacing w:line="336" w:lineRule="auto" w:after="180"/>
-      </w:pPr>
-      <w:r>
-        <w:rPr>
-          <w:b w:val="0"/>
-        </w:rPr>
-        <w:t>Point to the step or supplied fact that decides; explain your repair if needed.</w:t>
+        <w:t>06. W2 · Trace the worked case</w:t>
+      </w:r>
+    </w:p>
+    <w:p>
+      <w:r>
+        <w:t>Keep the supplied inputs, comparison rule and evidence together.</w:t>
+      </w:r>
+    </w:p>
+    <w:p>
+      <w:pPr>
+        <w:pStyle w:val="Heading2"/>
+      </w:pPr>
+      <w:r>
+        <w:t>Complete task and evidence</w:t>
+      </w:r>
+    </w:p>
+    <w:p>
+      <w:pPr>
+        <w:pStyle w:val="ListBullet"/>
+      </w:pPr>
+      <w:r>
+        <w:t>Reading a research claim requires its method, data, baseline, metric, unit and limitations. Main fictional same-eight-case supported-answer counts A 5/8 = 62.5%, B 6/8 = 75%: +12.5 percentage points, rate ratio 1.2 and relative increase 20%. This supports a descriptive measured-outcome comparison, not universal usefulness, causal mechanism or learner benefit. Actual paired transitions, full support rubric and uncertainty analysis are not supplied by the headline. Added possible paired patterns illustrate that identical aggregates can contain one gain/no loss or two gains/one loss; they are not recovered real records. Separate picture correct-answer rates 2/10 = 20% to 4/10 = 40%: twice the rate, +20 percentage points and 100% relative increase, with six failures remaining. “Every learner improves twice as much” changes unit/outcome without data. No significance, population interval, causal effect or actual paper/model/participant result is supplied. A zero baseline has undefined finite rate ratio. Keep a valid narrow result while revising an unsupported headline.</w:t>
+      </w:r>
+    </w:p>
+    <w:p>
+      <w:pPr>
+        <w:pStyle w:val="ListBullet"/>
+      </w:pPr>
+      <w:r>
+        <w:t>A fictional report says method B is better after 6/8 supported answers versus baseline 5/8 on the same constructed cases. Show the intermediate steps and give the conclusion with its scope.</w:t>
       </w:r>
     </w:p>
     <w:p>
@@ -301,7 +223,7 @@
         <w:pStyle w:val="Heading3"/>
       </w:pPr>
       <w:r>
-        <w:t>My explanation before partner discussion</w:t>
+        <w:t>My reasoning and evidence</w:t>
       </w:r>
     </w:p>
     <w:p>
@@ -325,16 +247,55 @@
       </w:r>
     </w:p>
     <w:p>
+      <w:r>
+        <w:t>________________________________________________________________</w:t>
+      </w:r>
+    </w:p>
+    <w:p>
+      <w:r>
+        <w:t>________________________________________________________________</w:t>
+      </w:r>
+    </w:p>
+    <w:p>
+      <w:r>
+        <w:t>________________________________________________________________</w:t>
+      </w:r>
+    </w:p>
+    <w:p>
       <w:pPr>
         <w:pStyle w:val="Heading1"/>
       </w:pPr>
       <w:r>
-        <w:t>04. Independent transfer case</w:t>
-      </w:r>
-    </w:p>
-    <w:p>
-      <w:r>
-        <w:t>Write one first attempt at the reserved independent case before feedback. Repeated copies of that case refer to the same recorded attempt.</w:t>
+        <w:t>07. W3 · Repair a misconception</w:t>
+      </w:r>
+    </w:p>
+    <w:p>
+      <w:r>
+        <w:t>Keep this task’s inputs,rule and response together.</w:t>
+      </w:r>
+    </w:p>
+    <w:p>
+      <w:pPr>
+        <w:pStyle w:val="Heading2"/>
+      </w:pPr>
+      <w:r>
+        <w:t>Complete task and evidence</w:t>
+      </w:r>
+    </w:p>
+    <w:p>
+      <w:pPr>
+        <w:pStyle w:val="ListBullet"/>
+      </w:pPr>
+      <w:r>
+        <w:t>Reading a research claim requires its method, data, baseline, metric, unit and limitations. Main fictional same-eight-case supported-answer counts A 5/8 = 62.5%, B 6/8 = 75%: +12.5 percentage points, rate ratio 1.2 and relative increase 20%. This supports a descriptive measured-outcome comparison, not universal usefulness, causal mechanism or learner benefit. Actual paired transitions, full support rubric and uncertainty analysis are not supplied by the headline. Added possible paired patterns illustrate that identical aggregates can contain one gain/no loss or two gains/one loss; they are not recovered real records. Separate picture correct-answer rates 2/10 = 20% to 4/10 = 40%: twice the rate, +20 percentage points and 100% relative increase, with six failures remaining. “Every learner improves twice as much” changes unit/outcome without data. No significance, population interval, causal effect or actual paper/model/participant result is supplied. A zero baseline has undefined finite rate ratio. Keep a valid narrow result while revising an unsupported headline.</w:t>
+      </w:r>
+    </w:p>
+    <w:p>
+      <w:pPr>
+        <w:pStyle w:val="ListBullet"/>
+      </w:pPr>
+      <w:r>
+        <w:t>A report omits this qualification: A numerical improvement can be real in the sample while the broader claim remains unsupported. Explain how omitting it could change a reader's interpretation, and write an accurate replacement.</w:t>
       </w:r>
     </w:p>
     <w:p>
@@ -342,30 +303,154 @@
         <w:pStyle w:val="Heading3"/>
       </w:pPr>
       <w:r>
+        <w:t>My reasoning and evidence</w:t>
+      </w:r>
+    </w:p>
+    <w:p>
+      <w:r>
+        <w:t>________________________________________________________________</w:t>
+      </w:r>
+    </w:p>
+    <w:p>
+      <w:r>
+        <w:t>________________________________________________________________</w:t>
+      </w:r>
+    </w:p>
+    <w:p>
+      <w:r>
+        <w:t>________________________________________________________________</w:t>
+      </w:r>
+    </w:p>
+    <w:p>
+      <w:r>
+        <w:t>________________________________________________________________</w:t>
+      </w:r>
+    </w:p>
+    <w:p>
+      <w:r>
+        <w:t>________________________________________________________________</w:t>
+      </w:r>
+    </w:p>
+    <w:p>
+      <w:r>
+        <w:t>________________________________________________________________</w:t>
+      </w:r>
+    </w:p>
+    <w:p>
+      <w:pPr>
+        <w:pStyle w:val="Heading1"/>
+      </w:pPr>
+      <w:r>
+        <w:t>09. W5 · Explain the limitation</w:t>
+      </w:r>
+    </w:p>
+    <w:p>
+      <w:r>
+        <w:t>Keep this task’s inputs,rule and response together.</w:t>
+      </w:r>
+    </w:p>
+    <w:p>
+      <w:pPr>
+        <w:pStyle w:val="Heading2"/>
+      </w:pPr>
+      <w:r>
+        <w:t>Complete task and evidence</w:t>
+      </w:r>
+    </w:p>
+    <w:p>
+      <w:pPr>
+        <w:pStyle w:val="ListBullet"/>
+      </w:pPr>
+      <w:r>
+        <w:t>Reading a research claim requires its method, data, baseline, metric, unit and limitations. Main fictional same-eight-case supported-answer counts A 5/8 = 62.5%, B 6/8 = 75%: +12.5 percentage points, rate ratio 1.2 and relative increase 20%. This supports a descriptive measured-outcome comparison, not universal usefulness, causal mechanism or learner benefit. Actual paired transitions, full support rubric and uncertainty analysis are not supplied by the headline. Added possible paired patterns illustrate that identical aggregates can contain one gain/no loss or two gains/one loss; they are not recovered real records. Separate picture correct-answer rates 2/10 = 20% to 4/10 = 40%: twice the rate, +20 percentage points and 100% relative increase, with six failures remaining. “Every learner improves twice as much” changes unit/outcome without data. No significance, population interval, causal effect or actual paper/model/participant result is supplied. A zero baseline has undefined finite rate ratio. Keep a valid narrow result while revising an unsupported headline.</w:t>
+      </w:r>
+    </w:p>
+    <w:p>
+      <w:pPr>
+        <w:pStyle w:val="ListBullet"/>
+      </w:pPr>
+      <w:r>
+        <w:t>For the worked scenario, propose one additional case that could reveal a failure, describe its expected outcome before running it, and explain what would need to remain fixed for a fair comparison. Do not reuse W4 as a new final test after receiving feedback.</w:t>
+      </w:r>
+    </w:p>
+    <w:p>
+      <w:pPr>
+        <w:pStyle w:val="Heading3"/>
+      </w:pPr>
+      <w:r>
+        <w:t>My reasoning and evidence</w:t>
+      </w:r>
+    </w:p>
+    <w:p>
+      <w:r>
+        <w:t>________________________________________________________________</w:t>
+      </w:r>
+    </w:p>
+    <w:p>
+      <w:r>
+        <w:t>________________________________________________________________</w:t>
+      </w:r>
+    </w:p>
+    <w:p>
+      <w:r>
+        <w:t>________________________________________________________________</w:t>
+      </w:r>
+    </w:p>
+    <w:p>
+      <w:r>
+        <w:t>________________________________________________________________</w:t>
+      </w:r>
+    </w:p>
+    <w:p>
+      <w:r>
+        <w:t>________________________________________________________________</w:t>
+      </w:r>
+    </w:p>
+    <w:p>
+      <w:r>
+        <w:t>________________________________________________________________</w:t>
+      </w:r>
+    </w:p>
+    <w:p>
+      <w:r>
+        <w:t>________________________________________________________________</w:t>
+      </w:r>
+    </w:p>
+    <w:p>
+      <w:pPr>
+        <w:pStyle w:val="Heading1"/>
+      </w:pPr>
+      <w:r>
+        <w:t>04. Try alone · Selected transfer</w:t>
+      </w:r>
+    </w:p>
+    <w:p>
+      <w:r>
+        <w:t>Keep this task’s inputs,rule and response together.</w:t>
+      </w:r>
+    </w:p>
+    <w:p>
+      <w:pPr>
+        <w:pStyle w:val="Heading2"/>
+      </w:pPr>
+      <w:r>
+        <w:t>Complete task and evidence</w:t>
+      </w:r>
+    </w:p>
+    <w:p>
+      <w:pPr>
+        <w:pStyle w:val="Heading3"/>
+      </w:pPr>
+      <w:r>
         <w:t>Independent case: Apply a new case independently</w:t>
       </w:r>
     </w:p>
     <w:p>
       <w:pPr>
-        <w:spacing w:line="336" w:lineRule="auto" w:after="180"/>
-      </w:pPr>
-      <w:r>
-        <w:rPr>
-          <w:b w:val="0"/>
-        </w:rPr>
-        <w:t xml:space="preserve">Report </w:t>
-      </w:r>
-      <w:r>
-        <w:rPr>
-          <w:b/>
-        </w:rPr>
-        <w:t>claim</w:t>
-      </w:r>
-      <w:r>
-        <w:rPr>
-          <w:b w:val="0"/>
-        </w:rPr>
-        <w:t>s universal speed after median2 seconds versus3 on four local fixtures. Audit scope.</w:t>
+        <w:pStyle w:val="ListBullet"/>
+      </w:pPr>
+      <w:r>
+        <w:t>Report claims universal speed after median 2 seconds versus 3 on four local fixtures. Audit scope.</w:t>
       </w:r>
     </w:p>
     <w:p>
@@ -413,12 +498,9 @@
     </w:p>
     <w:p>
       <w:pPr>
-        <w:spacing w:line="336" w:lineRule="auto" w:after="180"/>
-      </w:pPr>
-      <w:r>
-        <w:rPr>
-          <w:b w:val="0"/>
-        </w:rPr>
+        <w:pStyle w:val="ListBullet"/>
+      </w:pPr>
+      <w:r>
         <w:t>Attempt this case before feedback. Record any help. Earlier examples below are further practice; a case already practised with feedback cannot establish fresh transfer.</w:t>
       </w:r>
     </w:p>
@@ -427,59 +509,28 @@
         <w:pStyle w:val="Heading1"/>
       </w:pPr>
       <w:r>
-        <w:t>05. W1 Explain the mechanism</w:t>
-      </w:r>
-    </w:p>
-    <w:p>
-      <w:r>
-        <w:t>Explain the mechanism. Apply the supplied Reading a research claim facts and keep your reasoning.</w:t>
-      </w:r>
-    </w:p>
-    <w:p>
-      <w:pPr>
-        <w:spacing w:line="336" w:lineRule="auto" w:after="180"/>
-      </w:pPr>
-      <w:r>
-        <w:rPr>
-          <w:b w:val="0"/>
-        </w:rPr>
-        <w:t xml:space="preserve">Explain the weekly </w:t>
-      </w:r>
-      <w:r>
-        <w:rPr>
-          <w:b/>
-        </w:rPr>
-        <w:t>mechanism</w:t>
-      </w:r>
-      <w:r>
-        <w:rPr>
-          <w:b w:val="0"/>
-        </w:rPr>
-        <w:t xml:space="preserve"> in your own words. Use the worked scenario to name its </w:t>
-      </w:r>
-      <w:r>
-        <w:rPr>
-          <w:b/>
-        </w:rPr>
-        <w:t>input</w:t>
-      </w:r>
-      <w:r>
-        <w:rPr>
-          <w:b w:val="0"/>
-        </w:rPr>
-        <w:t xml:space="preserve">, decision rule and </w:t>
-      </w:r>
-      <w:r>
-        <w:rPr>
-          <w:b/>
-        </w:rPr>
-        <w:t>output</w:t>
-      </w:r>
-      <w:r>
-        <w:rPr>
-          <w:b w:val="0"/>
-        </w:rPr>
-        <w:t>.</w:t>
+        <w:t>10. Project · Keep the research evidence</w:t>
+      </w:r>
+    </w:p>
+    <w:p>
+      <w:r>
+        <w:t>Preserve the question, protocol, observations, analysis and limits.</w:t>
+      </w:r>
+    </w:p>
+    <w:p>
+      <w:pPr>
+        <w:pStyle w:val="Heading2"/>
+      </w:pPr>
+      <w:r>
+        <w:t>Complete task and evidence</w:t>
+      </w:r>
+    </w:p>
+    <w:p>
+      <w:pPr>
+        <w:pStyle w:val="ListBullet"/>
+      </w:pPr>
+      <w:r>
+        <w:t>Add a labelled reading a research claim evidence sheet to Reproducible AI Research Study. Show how you can explain the mechanism and terminology of reading a research claim. Use the supplied fictional case and keep its inputs, intermediate steps, calculation or prediction, and limitation. Connect this record to last week’s record; a matching answer without a trace is insufficient.</w:t>
       </w:r>
     </w:p>
     <w:p>
@@ -487,7 +538,7 @@
         <w:pStyle w:val="Heading3"/>
       </w:pPr>
       <w:r>
-        <w:t>My reasoning and evidence</w:t>
+        <w:t>My project change, supporting evidence and remaining limit</w:t>
       </w:r>
     </w:p>
     <w:p>
@@ -525,471 +576,20 @@
         <w:pStyle w:val="Heading1"/>
       </w:pPr>
       <w:r>
-        <w:t>06. W2 Trace the worked case</w:t>
-      </w:r>
-    </w:p>
-    <w:p>
-      <w:r>
-        <w:t>Trace the worked case. Apply the supplied Reading a research claim facts and keep your reasoning.</w:t>
-      </w:r>
-    </w:p>
-    <w:p>
-      <w:pPr>
-        <w:spacing w:line="336" w:lineRule="auto" w:after="180"/>
-      </w:pPr>
-      <w:r>
-        <w:rPr>
-          <w:b w:val="0"/>
-        </w:rPr>
-        <w:t>A fictional report says method B is better after6/8 supported answers versus baseline5/8 on the same constructed cases. Show the intermediate steps and give the conclusion with its scope.</w:t>
-      </w:r>
-    </w:p>
-    <w:p>
-      <w:pPr>
-        <w:pStyle w:val="Heading3"/>
-      </w:pPr>
-      <w:r>
-        <w:t>My reasoning and evidence</w:t>
-      </w:r>
-    </w:p>
-    <w:p>
-      <w:r>
-        <w:t>________________________________________________________________</w:t>
-      </w:r>
-    </w:p>
-    <w:p>
-      <w:r>
-        <w:t>________________________________________________________________</w:t>
-      </w:r>
-    </w:p>
-    <w:p>
-      <w:r>
-        <w:t>________________________________________________________________</w:t>
-      </w:r>
-    </w:p>
-    <w:p>
-      <w:r>
-        <w:t>________________________________________________________________</w:t>
-      </w:r>
-    </w:p>
-    <w:p>
-      <w:r>
-        <w:t>________________________________________________________________</w:t>
-      </w:r>
-    </w:p>
-    <w:p>
-      <w:r>
-        <w:t>________________________________________________________________</w:t>
-      </w:r>
-    </w:p>
-    <w:p>
-      <w:r>
-        <w:t>________________________________________________________________</w:t>
-      </w:r>
-    </w:p>
-    <w:p>
-      <w:pPr>
-        <w:pStyle w:val="Heading1"/>
-      </w:pPr>
-      <w:r>
-        <w:t>07. W3 Audit the limit</w:t>
-      </w:r>
-    </w:p>
-    <w:p>
-      <w:r>
-        <w:t>Audit the limit. Apply the supplied Reading a research claim facts and keep your reasoning.</w:t>
-      </w:r>
-    </w:p>
-    <w:p>
-      <w:pPr>
-        <w:spacing w:line="336" w:lineRule="auto" w:after="180"/>
-      </w:pPr>
-      <w:r>
-        <w:rPr>
-          <w:b w:val="0"/>
-        </w:rPr>
-        <w:t xml:space="preserve">A report omits this qualification: A numerical improvement can be real in the sample while the broader </w:t>
-      </w:r>
-      <w:r>
-        <w:rPr>
-          <w:b/>
-        </w:rPr>
-        <w:t>claim</w:t>
-      </w:r>
-      <w:r>
-        <w:rPr>
-          <w:b w:val="0"/>
-        </w:rPr>
-        <w:t xml:space="preserve"> remains unsupported.</w:t>
-      </w:r>
-    </w:p>
-    <w:p>
-      <w:pPr>
-        <w:spacing w:line="336" w:lineRule="auto" w:after="180"/>
-      </w:pPr>
-      <w:r>
-        <w:rPr>
-          <w:b w:val="0"/>
-        </w:rPr>
-        <w:t>Explain how omitting it could change a reader's interpretation, and write an accurate replacement.</w:t>
-      </w:r>
-    </w:p>
-    <w:p>
-      <w:pPr>
-        <w:pStyle w:val="Heading3"/>
-      </w:pPr>
-      <w:r>
-        <w:t>My reasoning and evidence</w:t>
-      </w:r>
-    </w:p>
-    <w:p>
-      <w:r>
-        <w:t>________________________________________________________________</w:t>
-      </w:r>
-    </w:p>
-    <w:p>
-      <w:r>
-        <w:t>________________________________________________________________</w:t>
-      </w:r>
-    </w:p>
-    <w:p>
-      <w:r>
-        <w:t>________________________________________________________________</w:t>
-      </w:r>
-    </w:p>
-    <w:p>
-      <w:r>
-        <w:t>________________________________________________________________</w:t>
-      </w:r>
-    </w:p>
-    <w:p>
-      <w:r>
-        <w:t>________________________________________________________________</w:t>
-      </w:r>
-    </w:p>
-    <w:p>
-      <w:r>
-        <w:t>________________________________________________________________</w:t>
-      </w:r>
-    </w:p>
-    <w:p>
-      <w:pPr>
-        <w:pStyle w:val="Heading1"/>
-      </w:pPr>
-      <w:r>
-        <w:t>08. W4 Apply a new case independently</w:t>
-      </w:r>
-    </w:p>
-    <w:p>
-      <w:r>
-        <w:t>Attempt before feedback. If this repeats the selected independent case, reuse that first attempt; otherwise keep a separate record. Apply a new case independently. Apply the supplied Reading a research claim facts and keep your reasoning.</w:t>
-      </w:r>
-    </w:p>
-    <w:p>
-      <w:pPr>
-        <w:spacing w:line="336" w:lineRule="auto" w:after="180"/>
-      </w:pPr>
-      <w:r>
-        <w:rPr>
-          <w:b w:val="0"/>
-        </w:rPr>
-        <w:t xml:space="preserve">Report </w:t>
-      </w:r>
-      <w:r>
-        <w:rPr>
-          <w:b/>
-        </w:rPr>
-        <w:t>claim</w:t>
-      </w:r>
-      <w:r>
-        <w:rPr>
-          <w:b w:val="0"/>
-        </w:rPr>
-        <w:t>s universal speed after median2 seconds versus3 on four local fixtures. Audit scope.</w:t>
-      </w:r>
-    </w:p>
-    <w:p>
-      <w:pPr>
-        <w:pStyle w:val="Heading3"/>
-      </w:pPr>
-      <w:r>
-        <w:t>My reasoning and evidence</w:t>
-      </w:r>
-    </w:p>
-    <w:p>
-      <w:r>
-        <w:t>________________________________________________________________</w:t>
-      </w:r>
-    </w:p>
-    <w:p>
-      <w:r>
-        <w:t>________________________________________________________________</w:t>
-      </w:r>
-    </w:p>
-    <w:p>
-      <w:r>
-        <w:t>________________________________________________________________</w:t>
-      </w:r>
-    </w:p>
-    <w:p>
-      <w:r>
-        <w:t>________________________________________________________________</w:t>
-      </w:r>
-    </w:p>
-    <w:p>
-      <w:r>
-        <w:t>________________________________________________________________</w:t>
-      </w:r>
-    </w:p>
-    <w:p>
-      <w:r>
-        <w:t>________________________________________________________________</w:t>
-      </w:r>
-    </w:p>
-    <w:p>
-      <w:r>
-        <w:t>________________________________________________________________</w:t>
-      </w:r>
-    </w:p>
-    <w:p>
-      <w:r>
-        <w:t>________________________________________________________________</w:t>
-      </w:r>
-    </w:p>
-    <w:p>
-      <w:pPr>
-        <w:pStyle w:val="Heading1"/>
-      </w:pPr>
-      <w:r>
-        <w:t>09. W5 Design a revealing follow-up</w:t>
-      </w:r>
-    </w:p>
-    <w:p>
-      <w:r>
-        <w:t>Design a revealing follow-up. Apply the supplied Reading a research claim facts and keep your reasoning.</w:t>
-      </w:r>
-    </w:p>
-    <w:p>
-      <w:pPr>
-        <w:spacing w:line="336" w:lineRule="auto" w:after="180"/>
-      </w:pPr>
-      <w:r>
-        <w:rPr>
-          <w:b w:val="0"/>
-        </w:rPr>
-        <w:t>For the worked scenario, propose one additional case that could reveal a failure, describe its expected outcome before running it, and explain what would need to remain fixed for a fair comparison.</w:t>
-      </w:r>
-    </w:p>
-    <w:p>
-      <w:pPr>
-        <w:spacing w:line="336" w:lineRule="auto" w:after="180"/>
-      </w:pPr>
-      <w:r>
-        <w:rPr>
-          <w:b w:val="0"/>
-        </w:rPr>
-        <w:t>Do not reuse W4 as a new final test after receiving feedback.</w:t>
-      </w:r>
-    </w:p>
-    <w:p>
-      <w:pPr>
-        <w:pStyle w:val="Heading3"/>
-      </w:pPr>
-      <w:r>
-        <w:t>My reasoning and evidence</w:t>
-      </w:r>
-    </w:p>
-    <w:p>
-      <w:r>
-        <w:t>________________________________________________________________</w:t>
-      </w:r>
-    </w:p>
-    <w:p>
-      <w:r>
-        <w:t>________________________________________________________________</w:t>
-      </w:r>
-    </w:p>
-    <w:p>
-      <w:r>
-        <w:t>________________________________________________________________</w:t>
-      </w:r>
-    </w:p>
-    <w:p>
-      <w:r>
-        <w:t>________________________________________________________________</w:t>
-      </w:r>
-    </w:p>
-    <w:p>
-      <w:r>
-        <w:t>________________________________________________________________</w:t>
-      </w:r>
-    </w:p>
-    <w:p>
-      <w:r>
-        <w:t>________________________________________________________________</w:t>
-      </w:r>
-    </w:p>
-    <w:p>
-      <w:r>
-        <w:t>________________________________________________________________</w:t>
-      </w:r>
-    </w:p>
-    <w:p>
-      <w:pPr>
-        <w:pStyle w:val="Heading1"/>
-      </w:pPr>
-      <w:r>
-        <w:t>10. Project checkpoint and reflection</w:t>
-      </w:r>
-    </w:p>
-    <w:p>
-      <w:r>
-        <w:t>Connect Reading a research claim to Reproducible AI Research Study, identify a limit and choose the next useful test.</w:t>
-      </w:r>
-    </w:p>
-    <w:p>
-      <w:pPr>
-        <w:spacing w:line="336" w:lineRule="auto" w:after="180"/>
-      </w:pPr>
-      <w:r>
-        <w:rPr>
-          <w:b w:val="0"/>
-        </w:rPr>
-        <w:t xml:space="preserve">Add a labelled reading a research </w:t>
-      </w:r>
-      <w:r>
-        <w:rPr>
-          <w:b/>
-        </w:rPr>
-        <w:t>claim</w:t>
-      </w:r>
-      <w:r>
-        <w:rPr>
-          <w:b w:val="0"/>
-        </w:rPr>
-        <w:t xml:space="preserve"> </w:t>
-      </w:r>
-      <w:r>
-        <w:rPr>
-          <w:b/>
-        </w:rPr>
-        <w:t>evidence</w:t>
-      </w:r>
-      <w:r>
-        <w:rPr>
-          <w:b w:val="0"/>
-        </w:rPr>
-        <w:t xml:space="preserve"> sheet to Reproducible AI Research Study. Show how you can explain the </w:t>
-      </w:r>
-      <w:r>
-        <w:rPr>
-          <w:b/>
-        </w:rPr>
-        <w:t>mechanism</w:t>
-      </w:r>
-      <w:r>
-        <w:rPr>
-          <w:b w:val="0"/>
-        </w:rPr>
-        <w:t xml:space="preserve"> and terminology of reading a research </w:t>
-      </w:r>
-      <w:r>
-        <w:rPr>
-          <w:b/>
-        </w:rPr>
-        <w:t>claim</w:t>
-      </w:r>
-      <w:r>
-        <w:rPr>
-          <w:b w:val="0"/>
-        </w:rPr>
-        <w:t>.</w:t>
-      </w:r>
-    </w:p>
-    <w:p>
-      <w:pPr>
-        <w:spacing w:line="336" w:lineRule="auto" w:after="180"/>
-      </w:pPr>
-      <w:r>
-        <w:rPr>
-          <w:b w:val="0"/>
-        </w:rPr>
-        <w:t xml:space="preserve">Use the supplied fictional case and keep its </w:t>
-      </w:r>
-      <w:r>
-        <w:rPr>
-          <w:b/>
-        </w:rPr>
-        <w:t>input</w:t>
-      </w:r>
-      <w:r>
-        <w:rPr>
-          <w:b w:val="0"/>
-        </w:rPr>
-        <w:t xml:space="preserve">s, intermediate steps, calculation or </w:t>
-      </w:r>
-      <w:r>
-        <w:rPr>
-          <w:b/>
-        </w:rPr>
-        <w:t>prediction</w:t>
-      </w:r>
-      <w:r>
-        <w:rPr>
-          <w:b w:val="0"/>
-        </w:rPr>
-        <w:t>, and limitation. Connect this record to last week’s record; a matching answer without a trace is insufficient.</w:t>
-      </w:r>
-    </w:p>
-    <w:p>
-      <w:pPr>
-        <w:pStyle w:val="Heading3"/>
-      </w:pPr>
-      <w:r>
-        <w:t>My project change, supporting evidence and remaining limit</w:t>
-      </w:r>
-    </w:p>
-    <w:p>
-      <w:r>
-        <w:t>________________________________________________________________</w:t>
-      </w:r>
-    </w:p>
-    <w:p>
-      <w:r>
-        <w:t>________________________________________________________________</w:t>
-      </w:r>
-    </w:p>
-    <w:p>
-      <w:r>
-        <w:t>________________________________________________________________</w:t>
-      </w:r>
-    </w:p>
-    <w:p>
-      <w:r>
-        <w:t>________________________________________________________________</w:t>
-      </w:r>
-    </w:p>
-    <w:p>
-      <w:r>
-        <w:t>________________________________________________________________</w:t>
-      </w:r>
-    </w:p>
-    <w:p>
-      <w:r>
-        <w:t>________________________________________________________________</w:t>
-      </w:r>
-    </w:p>
-    <w:p>
-      <w:pPr>
-        <w:pStyle w:val="Heading1"/>
-      </w:pPr>
-      <w:r>
-        <w:t>11. Feedback, return check and learning record</w:t>
-      </w:r>
-    </w:p>
-    <w:p>
-      <w:r>
-        <w:t>Record the first repaired step and a different case to revisit after a delay.</w:t>
+        <w:t>11. Feedback · Repair and return</w:t>
+      </w:r>
+    </w:p>
+    <w:p>
+      <w:r>
+        <w:t>Keep this task’s inputs,rule and response together.</w:t>
+      </w:r>
+    </w:p>
+    <w:p>
+      <w:pPr>
+        <w:pStyle w:val="Heading2"/>
+      </w:pPr>
+      <w:r>
+        <w:t>Complete task and evidence</w:t>
       </w:r>
     </w:p>
     <w:tbl>
@@ -1130,12 +730,9 @@
     </w:tbl>
     <w:p>
       <w:pPr>
-        <w:spacing w:line="336" w:lineRule="auto" w:after="180"/>
-      </w:pPr>
-      <w:r>
-        <w:rPr>
-          <w:b w:val="0"/>
-        </w:rPr>
+        <w:pStyle w:val="ListBullet"/>
+      </w:pPr>
+      <w:r>
         <w:t>Revisit this idea with your teacher after a delay. Familiarity is different from explaining and using it on a changed case.</w:t>
       </w:r>
     </w:p>
@@ -1144,45 +741,321 @@
         <w:pStyle w:val="Heading1"/>
       </w:pPr>
       <w:r>
-        <w:t>12. Pictorial case practice: Reading a research claim</w:t>
-      </w:r>
-    </w:p>
-    <w:p>
-      <w:r>
-        <w:t>Read a claim with its denominator. A fictional paper headline says a prompt is twice as effective. Its table reports four correct cases instead of two. Explain the labelled step before checking the changed condition.</w:t>
-      </w:r>
-    </w:p>
-    <w:p>
-      <w:pPr>
-        <w:spacing w:line="336" w:lineRule="auto" w:after="180"/>
-      </w:pPr>
-      <w:r>
-        <w:rPr>
-          <w:b w:val="0"/>
-        </w:rPr>
-        <w:t xml:space="preserve">Read a </w:t>
-      </w:r>
-      <w:r>
-        <w:rPr>
-          <w:b/>
-        </w:rPr>
-        <w:t>claim</w:t>
-      </w:r>
-      <w:r>
-        <w:rPr>
-          <w:b w:val="0"/>
-        </w:rPr>
-        <w:t xml:space="preserve"> with its denominator. A fictional paper headline says a prompt is twice as effective. Its table reports four correct cases instead of two.</w:t>
-      </w:r>
-    </w:p>
-    <w:p>
-      <w:pPr>
-        <w:spacing w:line="336" w:lineRule="auto" w:after="180"/>
-      </w:pPr>
-      <w:r>
-        <w:rPr>
-          <w:b w:val="0"/>
-        </w:rPr>
+        <w:t>Reference bank and extra practice</w:t>
+      </w:r>
+    </w:p>
+    <w:p>
+      <w:pPr>
+        <w:pStyle w:val="Heading1"/>
+      </w:pPr>
+      <w:r>
+        <w:t>02. Reference · Supported W2 record</w:t>
+      </w:r>
+    </w:p>
+    <w:p>
+      <w:r>
+        <w:t>Keep this task’s inputs,rule and response together.</w:t>
+      </w:r>
+    </w:p>
+    <w:p>
+      <w:pPr>
+        <w:pStyle w:val="Heading2"/>
+      </w:pPr>
+      <w:r>
+        <w:t>Complete task and evidence</w:t>
+      </w:r>
+    </w:p>
+    <w:p>
+      <w:pPr>
+        <w:pStyle w:val="ListBullet"/>
+      </w:pPr>
+      <w:r>
+        <w:t>Use W2: Trace the worked case for Reading a research claim. Record the answer once; the lesson and workbook refer to the same attempt.</w:t>
+      </w:r>
+    </w:p>
+    <w:tbl>
+      <w:tblPr>
+        <w:tblStyle w:val="LightShading-Accent1"/>
+        <w:tblW w:type="auto" w:w="0"/>
+        <w:tblLook w:firstColumn="1" w:firstRow="1" w:lastColumn="0" w:lastRow="0" w:noHBand="0" w:noVBand="1" w:val="04A0"/>
+      </w:tblPr>
+      <w:tblGrid>
+        <w:gridCol w:w="2556"/>
+        <w:gridCol w:w="2556"/>
+        <w:gridCol w:w="2556"/>
+        <w:gridCol w:w="2556"/>
+      </w:tblGrid>
+      <w:tr>
+        <w:trPr>
+          <w:tblHeader/>
+        </w:trPr>
+        <w:tc>
+          <w:tcPr>
+            <w:tcW w:type="dxa" w:w="2556"/>
+          </w:tcPr>
+          <w:p>
+            <w:r>
+              <w:t>Given inputs</w:t>
+            </w:r>
+          </w:p>
+        </w:tc>
+        <w:tc>
+          <w:tcPr>
+            <w:tcW w:type="dxa" w:w="2556"/>
+          </w:tcPr>
+          <w:p>
+            <w:r>
+              <w:t>Procedure I chose</w:t>
+            </w:r>
+          </w:p>
+        </w:tc>
+        <w:tc>
+          <w:tcPr>
+            <w:tcW w:type="dxa" w:w="2556"/>
+          </w:tcPr>
+          <w:p>
+            <w:r>
+              <w:t>Middle steps</w:t>
+            </w:r>
+          </w:p>
+        </w:tc>
+        <w:tc>
+          <w:tcPr>
+            <w:tcW w:type="dxa" w:w="2556"/>
+          </w:tcPr>
+          <w:p>
+            <w:r>
+              <w:t>Result and check</w:t>
+            </w:r>
+          </w:p>
+        </w:tc>
+      </w:tr>
+      <w:tr>
+        <w:tc>
+          <w:tcPr>
+            <w:tcW w:type="dxa" w:w="2556"/>
+          </w:tcPr>
+          <w:p>
+            <w:r/>
+          </w:p>
+        </w:tc>
+        <w:tc>
+          <w:tcPr>
+            <w:tcW w:type="dxa" w:w="2556"/>
+          </w:tcPr>
+          <w:p>
+            <w:r/>
+          </w:p>
+        </w:tc>
+        <w:tc>
+          <w:tcPr>
+            <w:tcW w:type="dxa" w:w="2556"/>
+          </w:tcPr>
+          <w:p>
+            <w:r/>
+          </w:p>
+        </w:tc>
+        <w:tc>
+          <w:tcPr>
+            <w:tcW w:type="dxa" w:w="2556"/>
+          </w:tcPr>
+          <w:p>
+            <w:r/>
+          </w:p>
+        </w:tc>
+      </w:tr>
+    </w:tbl>
+    <w:p>
+      <w:pPr>
+        <w:pStyle w:val="Heading3"/>
+      </w:pPr>
+      <w:r>
+        <w:t>The step I completed without help, and the hint I needed</w:t>
+      </w:r>
+    </w:p>
+    <w:p>
+      <w:r>
+        <w:t>________________________________________________________________</w:t>
+      </w:r>
+    </w:p>
+    <w:p>
+      <w:r>
+        <w:t>________________________________________________________________</w:t>
+      </w:r>
+    </w:p>
+    <w:p>
+      <w:r>
+        <w:t>________________________________________________________________</w:t>
+      </w:r>
+    </w:p>
+    <w:p>
+      <w:pPr>
+        <w:pStyle w:val="Heading1"/>
+      </w:pPr>
+      <w:r>
+        <w:t>03. Extra practice · Individual reasoning check</w:t>
+      </w:r>
+    </w:p>
+    <w:p>
+      <w:r>
+        <w:t>Keep this task’s inputs,rule and response together.</w:t>
+      </w:r>
+    </w:p>
+    <w:p>
+      <w:pPr>
+        <w:pStyle w:val="Heading2"/>
+      </w:pPr>
+      <w:r>
+        <w:t>Complete task and evidence</w:t>
+      </w:r>
+    </w:p>
+    <w:p>
+      <w:pPr>
+        <w:pStyle w:val="ListBullet"/>
+      </w:pPr>
+      <w:r>
+        <w:t>Use the worked case for Reading a research claim. Proposed explanation: “The worked result establishes every future case”. Decide whether this explanation is supported. Point to the step or supplied fact that decides; explain your repair if needed.</w:t>
+      </w:r>
+    </w:p>
+    <w:p>
+      <w:pPr>
+        <w:pStyle w:val="Heading3"/>
+      </w:pPr>
+      <w:r>
+        <w:t>My explanation before partner discussion</w:t>
+      </w:r>
+    </w:p>
+    <w:p>
+      <w:r>
+        <w:t>________________________________________________________________</w:t>
+      </w:r>
+    </w:p>
+    <w:p>
+      <w:r>
+        <w:t>________________________________________________________________</w:t>
+      </w:r>
+    </w:p>
+    <w:p>
+      <w:r>
+        <w:t>________________________________________________________________</w:t>
+      </w:r>
+    </w:p>
+    <w:p>
+      <w:r>
+        <w:t>________________________________________________________________</w:t>
+      </w:r>
+    </w:p>
+    <w:p>
+      <w:pPr>
+        <w:pStyle w:val="Heading1"/>
+      </w:pPr>
+      <w:r>
+        <w:t>08. Reference · Earlier W4 response copy</w:t>
+      </w:r>
+    </w:p>
+    <w:p>
+      <w:r>
+        <w:t>Keep this task’s inputs,rule and response together.</w:t>
+      </w:r>
+    </w:p>
+    <w:p>
+      <w:pPr>
+        <w:pStyle w:val="Heading2"/>
+      </w:pPr>
+      <w:r>
+        <w:t>Complete task and evidence</w:t>
+      </w:r>
+    </w:p>
+    <w:p>
+      <w:pPr>
+        <w:pStyle w:val="ListBullet"/>
+      </w:pPr>
+      <w:r>
+        <w:t>Report claims universal speed after median 2 seconds versus 3 on four local fixtures. Audit scope.</w:t>
+      </w:r>
+    </w:p>
+    <w:p>
+      <w:pPr>
+        <w:pStyle w:val="Heading3"/>
+      </w:pPr>
+      <w:r>
+        <w:t>My reasoning and evidence</w:t>
+      </w:r>
+    </w:p>
+    <w:p>
+      <w:r>
+        <w:t>________________________________________________________________</w:t>
+      </w:r>
+    </w:p>
+    <w:p>
+      <w:r>
+        <w:t>________________________________________________________________</w:t>
+      </w:r>
+    </w:p>
+    <w:p>
+      <w:r>
+        <w:t>________________________________________________________________</w:t>
+      </w:r>
+    </w:p>
+    <w:p>
+      <w:r>
+        <w:t>________________________________________________________________</w:t>
+      </w:r>
+    </w:p>
+    <w:p>
+      <w:r>
+        <w:t>________________________________________________________________</w:t>
+      </w:r>
+    </w:p>
+    <w:p>
+      <w:r>
+        <w:t>________________________________________________________________</w:t>
+      </w:r>
+    </w:p>
+    <w:p>
+      <w:r>
+        <w:t>________________________________________________________________</w:t>
+      </w:r>
+    </w:p>
+    <w:p>
+      <w:r>
+        <w:t>________________________________________________________________</w:t>
+      </w:r>
+    </w:p>
+    <w:p>
+      <w:pPr>
+        <w:pStyle w:val="Heading1"/>
+      </w:pPr>
+      <w:r>
+        <w:t>12. Extra practice · Pictured case</w:t>
+      </w:r>
+    </w:p>
+    <w:p>
+      <w:r>
+        <w:t>Keep this task’s inputs,rule and response together.</w:t>
+      </w:r>
+    </w:p>
+    <w:p>
+      <w:pPr>
+        <w:pStyle w:val="Heading2"/>
+      </w:pPr>
+      <w:r>
+        <w:t>Complete task and evidence</w:t>
+      </w:r>
+    </w:p>
+    <w:p>
+      <w:pPr>
+        <w:pStyle w:val="ListBullet"/>
+      </w:pPr>
+      <w:r>
+        <w:t>Read a claim with its denominator. A fictional paper headline says a prompt is twice as effective. Its table reports four correct cases instead of two.</w:t>
+      </w:r>
+    </w:p>
+    <w:p>
+      <w:pPr>
+        <w:pStyle w:val="ListBullet"/>
+      </w:pPr>
+      <w:r>
         <w:t>Baseline: 2/10 correct. New prompt: 4/10 on the same ten cases. Scoring is fixed.</w:t>
       </w:r>
     </w:p>
@@ -1260,12 +1133,9 @@
     </w:p>
     <w:p>
       <w:pPr>
-        <w:spacing w:line="336" w:lineRule="auto" w:after="180"/>
-      </w:pPr>
-      <w:r>
-        <w:rPr>
-          <w:b w:val="0"/>
-        </w:rPr>
+        <w:pStyle w:val="ListBullet"/>
+      </w:pPr>
+      <w:r>
         <w:t>Calculate the baseline and new rates for 2/10 and 4/10. Explain both twice the rate and the percentage-point change, and say why neither measures every learner’s improvement.</w:t>
       </w:r>
     </w:p>
@@ -1309,68 +1179,18 @@
     </w:p>
     <w:p>
       <w:pPr>
-        <w:pStyle w:val="Heading3"/>
-      </w:pPr>
-      <w:r>
-        <w:t>Record the help used</w:t>
-      </w:r>
-    </w:p>
-    <w:p>
-      <w:pPr>
-        <w:spacing w:line="336" w:lineRule="auto" w:after="180"/>
-        <w:shd w:fill="F1F6F8"/>
-      </w:pPr>
-      <w:r>
-        <w:rPr>
-          <w:b w:val="0"/>
-        </w:rPr>
-        <w:t xml:space="preserve">Support used: alone / hint / worked example. This record is practice </w:t>
-      </w:r>
-      <w:r>
-        <w:rPr>
-          <w:b/>
-        </w:rPr>
-        <w:t>evidence</w:t>
-      </w:r>
-      <w:r>
-        <w:rPr>
-          <w:b w:val="0"/>
-        </w:rPr>
-        <w:t>.</w:t>
-      </w:r>
-    </w:p>
-    <w:p>
-      <w:pPr>
-        <w:spacing w:line="336" w:lineRule="auto" w:after="180"/>
-      </w:pPr>
-      <w:r>
-        <w:rPr>
-          <w:b w:val="0"/>
-        </w:rPr>
-        <w:t>Project connection: For the Reproducible AI Research Study, retain an annotated worked trace and the changed-case reasoning.</w:t>
-      </w:r>
-    </w:p>
-    <w:p>
-      <w:pPr>
-        <w:spacing w:line="336" w:lineRule="auto" w:after="180"/>
-      </w:pPr>
-      <w:r>
-        <w:rPr>
-          <w:b w:val="0"/>
-        </w:rPr>
-        <w:t xml:space="preserve">Connect the </w:t>
-      </w:r>
-      <w:r>
-        <w:rPr>
-          <w:b/>
-        </w:rPr>
-        <w:t>claim</w:t>
-      </w:r>
-      <w:r>
-        <w:rPr>
-          <w:b w:val="0"/>
-        </w:rPr>
-        <w:t xml:space="preserve"> to its records, units and assumptions so another investigator can challenge or reproduce it.</w:t>
+        <w:pStyle w:val="ListBullet"/>
+      </w:pPr>
+      <w:r>
+        <w:t>Support used: alone / hint / worked example. This record is practice evidence.</w:t>
+      </w:r>
+    </w:p>
+    <w:p>
+      <w:pPr>
+        <w:pStyle w:val="ListBullet"/>
+      </w:pPr>
+      <w:r>
+        <w:t>Project connection: For the Reproducible AI Research Study, retain an annotated worked trace and the changed-case reasoning. Connect the claim to its records, units and assumptions so another investigator can challenge or reproduce it.</w:t>
       </w:r>
     </w:p>
     <w:p>
@@ -1378,69 +1198,44 @@
         <w:pStyle w:val="Heading1"/>
       </w:pPr>
       <w:r>
-        <w:t>13. Project portfolio milestone</w:t>
-      </w:r>
-    </w:p>
-    <w:p>
-      <w:r>
-        <w:t>Keep this week’s input, deciding step, result and limit together in the Reproducible AI Research Study record.</w:t>
-      </w:r>
-    </w:p>
-    <w:p>
-      <w:pPr>
-        <w:spacing w:line="336" w:lineRule="auto" w:after="180"/>
-      </w:pPr>
-      <w:r>
-        <w:rPr>
-          <w:b w:val="0"/>
-        </w:rPr>
+        <w:t>13. Reference · Project milestone</w:t>
+      </w:r>
+    </w:p>
+    <w:p>
+      <w:r>
+        <w:t>Keep this task’s inputs,rule and response together.</w:t>
+      </w:r>
+    </w:p>
+    <w:p>
+      <w:pPr>
+        <w:pStyle w:val="Heading2"/>
+      </w:pPr>
+      <w:r>
+        <w:t>Complete task and evidence</w:t>
+      </w:r>
+    </w:p>
+    <w:p>
+      <w:pPr>
+        <w:pStyle w:val="ListBullet"/>
+      </w:pPr>
+      <w:r>
         <w:t>Project: Reproducible AI Research Study</w:t>
       </w:r>
     </w:p>
     <w:p>
       <w:pPr>
-        <w:spacing w:line="336" w:lineRule="auto" w:after="180"/>
-      </w:pPr>
-      <w:r>
-        <w:rPr>
-          <w:b w:val="0"/>
-        </w:rPr>
-        <w:t xml:space="preserve">Current milestone: Frame the need. Name the user, the problem, allowed </w:t>
-      </w:r>
-      <w:r>
-        <w:rPr>
-          <w:b/>
-        </w:rPr>
-        <w:t>input</w:t>
-      </w:r>
-      <w:r>
-        <w:rPr>
-          <w:b w:val="0"/>
-        </w:rPr>
-        <w:t>s and a safe simple starting method.</w:t>
-      </w:r>
-    </w:p>
-    <w:p>
-      <w:pPr>
-        <w:spacing w:line="336" w:lineRule="auto" w:after="180"/>
-      </w:pPr>
-      <w:r>
-        <w:rPr>
-          <w:b w:val="0"/>
-        </w:rPr>
-        <w:t xml:space="preserve">For the Reproducible AI Research Study, retain an annotated worked trace and the changed-case reasoning. Connect the </w:t>
-      </w:r>
-      <w:r>
-        <w:rPr>
-          <w:b/>
-        </w:rPr>
-        <w:t>claim</w:t>
-      </w:r>
-      <w:r>
-        <w:rPr>
-          <w:b w:val="0"/>
-        </w:rPr>
-        <w:t xml:space="preserve"> to its records, units and assumptions so another investigator can challenge or reproduce it.</w:t>
+        <w:pStyle w:val="ListBullet"/>
+      </w:pPr>
+      <w:r>
+        <w:t>Current milestone: Frame the need. Name the user, the problem, allowed inputs and a safe simple starting method.</w:t>
+      </w:r>
+    </w:p>
+    <w:p>
+      <w:pPr>
+        <w:pStyle w:val="ListBullet"/>
+      </w:pPr>
+      <w:r>
+        <w:t>For the Reproducible AI Research Study, retain an annotated worked trace and the changed-case reasoning. Connect the claim to its records, units and assumptions so another investigator can challenge or reproduce it.</w:t>
       </w:r>
     </w:p>
     <w:tbl>
@@ -1597,12 +1392,436 @@
         <w:pStyle w:val="Heading1"/>
       </w:pPr>
       <w:r>
-        <w:t>14. Supported practice and learning evidence</w:t>
-      </w:r>
-    </w:p>
-    <w:p>
-      <w:r>
-        <w:t>Try the supported questions before comparing with hints and feedback. Record what you repaired and the evidence you retained.</w:t>
+        <w:t>14. Extra practice · Predict,check and repair</w:t>
+      </w:r>
+    </w:p>
+    <w:p>
+      <w:r>
+        <w:t>Keep supported feedback separate from the independent case.</w:t>
+      </w:r>
+    </w:p>
+    <w:p>
+      <w:pPr>
+        <w:pStyle w:val="Heading2"/>
+      </w:pPr>
+      <w:r>
+        <w:t>First supported question and optional hint</w:t>
+      </w:r>
+    </w:p>
+    <w:p>
+      <w:pPr>
+        <w:pStyle w:val="ListBullet"/>
+      </w:pPr>
+      <w:r>
+        <w:t>Read a claim with its denominator. A fictional paper headline says a prompt is twice as effective. Its table reports four correct cases instead of two.</w:t>
+      </w:r>
+    </w:p>
+    <w:p>
+      <w:pPr>
+        <w:pStyle w:val="Heading3"/>
+      </w:pPr>
+      <w:r>
+        <w:t>Practice 1: explain the deciding evidence</w:t>
+      </w:r>
+    </w:p>
+    <w:p>
+      <w:pPr>
+        <w:pStyle w:val="ListBullet"/>
+      </w:pPr>
+      <w:r>
+        <w:t>Which labelled step matches this detail? These ten cases support a descriptive comparison, not universal doubling.</w:t>
+      </w:r>
+    </w:p>
+    <w:p>
+      <w:pPr>
+        <w:pStyle w:val="ListBullet"/>
+      </w:pPr>
+      <w:r>
+        <w:t>1. Check claim scope</w:t>
+      </w:r>
+    </w:p>
+    <w:p>
+      <w:pPr>
+        <w:pStyle w:val="ListBullet"/>
+      </w:pPr>
+      <w:r>
+        <w:t>2. Calculate both changes</w:t>
+      </w:r>
+    </w:p>
+    <w:p>
+      <w:pPr>
+        <w:pStyle w:val="ListBullet"/>
+      </w:pPr>
+      <w:r>
+        <w:t>3. Find the measured outcome</w:t>
+      </w:r>
+    </w:p>
+    <w:p>
+      <w:pPr>
+        <w:pStyle w:val="Heading3"/>
+      </w:pPr>
+      <w:r>
+        <w:t>My selected conclusion, deciding fact and explanation</w:t>
+      </w:r>
+    </w:p>
+    <w:p>
+      <w:r>
+        <w:t>________________________________________________________________</w:t>
+      </w:r>
+    </w:p>
+    <w:p>
+      <w:r>
+        <w:t>________________________________________________________________</w:t>
+      </w:r>
+    </w:p>
+    <w:p>
+      <w:r>
+        <w:t>________________________________________________________________</w:t>
+      </w:r>
+    </w:p>
+    <w:p>
+      <w:r>
+        <w:t>________________________________________________________________</w:t>
+      </w:r>
+    </w:p>
+    <w:p>
+      <w:r>
+        <w:t>________________________________________________________________</w:t>
+      </w:r>
+    </w:p>
+    <w:p>
+      <w:pPr>
+        <w:pStyle w:val="ListBullet"/>
+      </w:pPr>
+      <w:r>
+        <w:t>Hint if needed: Read the steps in the pictorial case. Match the supplied detail to the stage that performs or records it.</w:t>
+      </w:r>
+    </w:p>
+    <w:p>
+      <w:pPr>
+        <w:pStyle w:val="Heading2"/>
+      </w:pPr>
+      <w:r>
+        <w:t>Check after the first attempt · reference / check after trying</w:t>
+      </w:r>
+    </w:p>
+    <w:p>
+      <w:pPr>
+        <w:spacing w:line="336" w:lineRule="auto" w:after="180"/>
+      </w:pPr>
+      <w:r>
+        <w:rPr>
+          <w:b w:val="0"/>
+        </w:rPr>
+        <w:t xml:space="preserve">After your attempt, compare with the supported explanation: Check </w:t>
+      </w:r>
+      <w:r>
+        <w:rPr>
+          <w:b/>
+        </w:rPr>
+        <w:t>claim</w:t>
+      </w:r>
+      <w:r>
+        <w:rPr>
+          <w:b w:val="0"/>
+        </w:rPr>
+        <w:t xml:space="preserve"> scope These ten cases support a descriptive comparison, not universal doubling. A research </w:t>
+      </w:r>
+      <w:r>
+        <w:rPr>
+          <w:b/>
+        </w:rPr>
+        <w:t>claim</w:t>
+      </w:r>
+      <w:r>
+        <w:rPr>
+          <w:b w:val="0"/>
+        </w:rPr>
+        <w:t xml:space="preserve"> compresses a method and result.</w:t>
+      </w:r>
+    </w:p>
+    <w:p>
+      <w:pPr>
+        <w:spacing w:line="336" w:lineRule="auto" w:after="180"/>
+      </w:pPr>
+      <w:r>
+        <w:rPr>
+          <w:b w:val="0"/>
+        </w:rPr>
+        <w:t>Unpack the measured variable, denominator and comparison before accepting the headline.</w:t>
+      </w:r>
+    </w:p>
+    <w:p>
+      <w:pPr>
+        <w:pStyle w:val="Heading2"/>
+      </w:pPr>
+      <w:r>
+        <w:t>Changed-case question and optional hint</w:t>
+      </w:r>
+    </w:p>
+    <w:p>
+      <w:pPr>
+        <w:pStyle w:val="Heading3"/>
+      </w:pPr>
+      <w:r>
+        <w:t>Practice 2: explain the deciding evidence</w:t>
+      </w:r>
+    </w:p>
+    <w:p>
+      <w:pPr>
+        <w:pStyle w:val="ListBullet"/>
+      </w:pPr>
+      <w:r>
+        <w:t>Changed-case practice: The headline changes to "every learner improves twice as much". Which conclusion is supported by the supplied facts?</w:t>
+      </w:r>
+    </w:p>
+    <w:p>
+      <w:pPr>
+        <w:pStyle w:val="ListBullet"/>
+      </w:pPr>
+      <w:r>
+        <w:t>1. We can decide the result without examining the changed input or the procedure.</w:t>
+      </w:r>
+    </w:p>
+    <w:p>
+      <w:pPr>
+        <w:pStyle w:val="ListBullet"/>
+      </w:pPr>
+      <w:r>
+        <w:t>2. This one example guarantees correct results for every future input.</w:t>
+      </w:r>
+    </w:p>
+    <w:p>
+      <w:pPr>
+        <w:pStyle w:val="ListBullet"/>
+      </w:pPr>
+      <w:r>
+        <w:t>3. That learner claim is unsupported by these answer counts.</w:t>
+      </w:r>
+    </w:p>
+    <w:p>
+      <w:pPr>
+        <w:pStyle w:val="Heading3"/>
+      </w:pPr>
+      <w:r>
+        <w:t>My selected conclusion, deciding fact and explanation</w:t>
+      </w:r>
+    </w:p>
+    <w:p>
+      <w:r>
+        <w:t>________________________________________________________________</w:t>
+      </w:r>
+    </w:p>
+    <w:p>
+      <w:r>
+        <w:t>________________________________________________________________</w:t>
+      </w:r>
+    </w:p>
+    <w:p>
+      <w:r>
+        <w:t>________________________________________________________________</w:t>
+      </w:r>
+    </w:p>
+    <w:p>
+      <w:r>
+        <w:t>________________________________________________________________</w:t>
+      </w:r>
+    </w:p>
+    <w:p>
+      <w:r>
+        <w:t>________________________________________________________________</w:t>
+      </w:r>
+    </w:p>
+    <w:p>
+      <w:pPr>
+        <w:pStyle w:val="ListBullet"/>
+      </w:pPr>
+      <w:r>
+        <w:t>Hint if needed: Use the changed condition and the deciding step in the pictorial trace. The answer must say what follows from those facts.</w:t>
+      </w:r>
+    </w:p>
+    <w:p>
+      <w:pPr>
+        <w:pStyle w:val="Heading2"/>
+      </w:pPr>
+      <w:r>
+        <w:t>Check after the changed attempt · reference / check after trying</w:t>
+      </w:r>
+    </w:p>
+    <w:p>
+      <w:pPr>
+        <w:spacing w:line="336" w:lineRule="auto" w:after="180"/>
+      </w:pPr>
+      <w:r>
+        <w:rPr>
+          <w:b w:val="0"/>
+        </w:rPr>
+        <w:t xml:space="preserve">After your attempt, compare with the supported explanation: That learner </w:t>
+      </w:r>
+      <w:r>
+        <w:rPr>
+          <w:b/>
+        </w:rPr>
+        <w:t>claim</w:t>
+      </w:r>
+      <w:r>
+        <w:rPr>
+          <w:b w:val="0"/>
+        </w:rPr>
+        <w:t xml:space="preserve"> is unsupported by these answer counts. The outcome and experimental unit have changed in the wording without new </w:t>
+      </w:r>
+      <w:r>
+        <w:rPr>
+          <w:b/>
+        </w:rPr>
+        <w:t>evidence</w:t>
+      </w:r>
+      <w:r>
+        <w:rPr>
+          <w:b w:val="0"/>
+        </w:rPr>
+        <w:t>.</w:t>
+      </w:r>
+    </w:p>
+    <w:p>
+      <w:pPr>
+        <w:pStyle w:val="Heading2"/>
+      </w:pPr>
+      <w:r>
+        <w:t>Repair and retain the record</w:t>
+      </w:r>
+    </w:p>
+    <w:p>
+      <w:pPr>
+        <w:spacing w:line="336" w:lineRule="auto" w:after="180"/>
+      </w:pPr>
+      <w:r>
+        <w:rPr>
+          <w:b w:val="0"/>
+        </w:rPr>
+        <w:t xml:space="preserve">Review A question that </w:t>
+      </w:r>
+      <w:r>
+        <w:rPr>
+          <w:b/>
+        </w:rPr>
+        <w:t>evidence</w:t>
+      </w:r>
+      <w:r>
+        <w:rPr>
+          <w:b w:val="0"/>
+        </w:rPr>
+        <w:t xml:space="preserve"> can answer (ai-7/1). Goal: Explain the </w:t>
+      </w:r>
+      <w:r>
+        <w:rPr>
+          <w:b/>
+        </w:rPr>
+        <w:t>mechanism</w:t>
+      </w:r>
+      <w:r>
+        <w:rPr>
+          <w:b w:val="0"/>
+        </w:rPr>
+        <w:t xml:space="preserve"> and terminology of a question that </w:t>
+      </w:r>
+      <w:r>
+        <w:rPr>
+          <w:b/>
+        </w:rPr>
+        <w:t>evidence</w:t>
+      </w:r>
+      <w:r>
+        <w:rPr>
+          <w:b w:val="0"/>
+        </w:rPr>
+        <w:t xml:space="preserve"> can answer. Short practice: Which proposed diagram question has a measurable outcome?</w:t>
+      </w:r>
+    </w:p>
+    <w:p>
+      <w:pPr>
+        <w:spacing w:line="336" w:lineRule="auto" w:after="180"/>
+      </w:pPr>
+      <w:r>
+        <w:rPr>
+          <w:b w:val="0"/>
+        </w:rPr>
+        <w:t>Name its versions, six-case denominator and fixed scoring, then explain why giving only B easier tasks spoils the comparison.. Return to this week and explain what you changed.</w:t>
+      </w:r>
+    </w:p>
+    <w:p>
+      <w:pPr>
+        <w:spacing w:line="336" w:lineRule="auto" w:after="180"/>
+      </w:pPr>
+      <w:r>
+        <w:rPr>
+          <w:b w:val="0"/>
+        </w:rPr>
+        <w:t xml:space="preserve">Use Download completed work in the hosted lesson to export your answers, reflections, practice feedback and code-run </w:t>
+      </w:r>
+      <w:r>
+        <w:rPr>
+          <w:b/>
+        </w:rPr>
+        <w:t>evidence</w:t>
+      </w:r>
+      <w:r>
+        <w:rPr>
+          <w:b w:val="0"/>
+        </w:rPr>
+        <w:t>. Open the HTML copy to read or print it.</w:t>
+      </w:r>
+    </w:p>
+    <w:p>
+      <w:pPr>
+        <w:spacing w:line="336" w:lineRule="auto" w:after="180"/>
+      </w:pPr>
+      <w:r>
+        <w:rPr>
+          <w:b w:val="0"/>
+        </w:rPr>
+        <w:t>Drafts stay in this browser when storage is available; clear drafts on a shared device.</w:t>
+      </w:r>
+    </w:p>
+    <w:p>
+      <w:pPr>
+        <w:pStyle w:val="Heading3"/>
+      </w:pPr>
+      <w:r>
+        <w:t>What I repaired, the evidence I kept and the next test</w:t>
+      </w:r>
+    </w:p>
+    <w:p>
+      <w:r>
+        <w:t>________________________________________________________________</w:t>
+      </w:r>
+    </w:p>
+    <w:p>
+      <w:r>
+        <w:t>________________________________________________________________</w:t>
+      </w:r>
+    </w:p>
+    <w:p>
+      <w:r>
+        <w:t>________________________________________________________________</w:t>
+      </w:r>
+    </w:p>
+    <w:p>
+      <w:r>
+        <w:t>________________________________________________________________</w:t>
+      </w:r>
+    </w:p>
+    <w:p>
+      <w:r>
+        <w:t>________________________________________________________________</w:t>
+      </w:r>
+    </w:p>
+    <w:p>
+      <w:pPr>
+        <w:pStyle w:val="Heading2"/>
+      </w:pPr>
+      <w:r>
+        <w:t>Earlier wording, alternatives and picture transcripts · reference / check after trying</w:t>
       </w:r>
     </w:p>
     <w:p>
@@ -1618,92 +1837,10 @@
     </w:p>
     <w:p>
       <w:pPr>
-        <w:spacing w:line="336" w:lineRule="auto" w:after="180"/>
-      </w:pPr>
-      <w:r>
-        <w:rPr>
-          <w:b w:val="0"/>
-        </w:rPr>
-        <w:t xml:space="preserve">Read a </w:t>
-      </w:r>
-      <w:r>
-        <w:rPr>
-          <w:b/>
-        </w:rPr>
-        <w:t>claim</w:t>
-      </w:r>
-      <w:r>
-        <w:rPr>
-          <w:b w:val="0"/>
-        </w:rPr>
-        <w:t xml:space="preserve"> with its denominator. A fictional paper headline says a prompt is twice as effective. Its table reports four correct cases instead of two.</w:t>
-      </w:r>
-    </w:p>
-    <w:p>
-      <w:pPr>
         <w:pStyle w:val="Heading3"/>
       </w:pPr>
       <w:r>
-        <w:t>Practice 1: explain the deciding evidence</w:t>
-      </w:r>
-    </w:p>
-    <w:p>
-      <w:pPr>
-        <w:spacing w:line="336" w:lineRule="auto" w:after="180"/>
-      </w:pPr>
-      <w:r>
-        <w:rPr>
-          <w:b w:val="0"/>
-        </w:rPr>
-        <w:t>Which labelled step matches this detail? These ten cases support a descriptive comparison, not universal doubling.</w:t>
-      </w:r>
-    </w:p>
-    <w:p>
-      <w:pPr>
-        <w:spacing w:line="336" w:lineRule="auto" w:after="180"/>
-        <w:shd w:fill="F4F9FC"/>
-      </w:pPr>
-      <w:r>
-        <w:rPr>
-          <w:b w:val="0"/>
-        </w:rPr>
-        <w:t xml:space="preserve">1. Check </w:t>
-      </w:r>
-      <w:r>
-        <w:rPr>
-          <w:b/>
-        </w:rPr>
-        <w:t>claim</w:t>
-      </w:r>
-      <w:r>
-        <w:rPr>
-          <w:b w:val="0"/>
-        </w:rPr>
-        <w:t xml:space="preserve"> scope</w:t>
-      </w:r>
-    </w:p>
-    <w:p>
-      <w:pPr>
-        <w:spacing w:line="336" w:lineRule="auto" w:after="180"/>
-        <w:shd w:fill="F4F9FC"/>
-      </w:pPr>
-      <w:r>
-        <w:rPr>
-          <w:b w:val="0"/>
-        </w:rPr>
-        <w:t>2. Calculate both changes</w:t>
-      </w:r>
-    </w:p>
-    <w:p>
-      <w:pPr>
-        <w:spacing w:line="336" w:lineRule="auto" w:after="180"/>
-        <w:shd w:fill="F4F9FC"/>
-      </w:pPr>
-      <w:r>
-        <w:rPr>
-          <w:b w:val="0"/>
-        </w:rPr>
-        <w:t>3. Find the measured outcome</w:t>
+        <w:t>Repair a missing building block</w:t>
       </w:r>
     </w:p>
     <w:p>
@@ -1711,464 +1848,25 @@
         <w:pStyle w:val="Heading3"/>
       </w:pPr>
       <w:r>
-        <w:t>My selected conclusion, deciding fact and explanation</w:t>
-      </w:r>
-    </w:p>
-    <w:p>
-      <w:r>
-        <w:t>________________________________________________________________</w:t>
-      </w:r>
-    </w:p>
-    <w:p>
-      <w:r>
-        <w:t>________________________________________________________________</w:t>
-      </w:r>
-    </w:p>
-    <w:p>
-      <w:r>
-        <w:t>________________________________________________________________</w:t>
-      </w:r>
-    </w:p>
-    <w:p>
-      <w:r>
-        <w:t>________________________________________________________________</w:t>
-      </w:r>
-    </w:p>
-    <w:p>
-      <w:r>
-        <w:t>________________________________________________________________</w:t>
-      </w:r>
-    </w:p>
-    <w:p>
-      <w:pPr>
-        <w:pStyle w:val="Heading3"/>
-      </w:pPr>
-      <w:r>
-        <w:t>Hint · try first</w:t>
-      </w:r>
-    </w:p>
-    <w:p>
-      <w:pPr>
-        <w:spacing w:line="336" w:lineRule="auto" w:after="180"/>
-        <w:shd w:fill="F1F6F8"/>
-      </w:pPr>
-      <w:r>
-        <w:rPr>
-          <w:b w:val="0"/>
-        </w:rPr>
-        <w:t>Hint if needed: Read the steps in the pictorial case. Match the supplied detail to the stage that performs or records it.</w:t>
-      </w:r>
-    </w:p>
-    <w:p>
-      <w:pPr>
-        <w:pStyle w:val="Heading3"/>
-      </w:pPr>
-      <w:r>
-        <w:t>Feedback · compare after trying</w:t>
-      </w:r>
-    </w:p>
-    <w:p>
-      <w:pPr>
-        <w:spacing w:line="336" w:lineRule="auto" w:after="180"/>
-        <w:shd w:fill="F1F6FC"/>
-      </w:pPr>
-      <w:r>
-        <w:rPr>
-          <w:b w:val="0"/>
-        </w:rPr>
-        <w:t xml:space="preserve">After your attempt, compare with the supported explanation: Check </w:t>
-      </w:r>
-      <w:r>
-        <w:rPr>
-          <w:b/>
-        </w:rPr>
-        <w:t>claim</w:t>
-      </w:r>
-      <w:r>
-        <w:rPr>
-          <w:b w:val="0"/>
-        </w:rPr>
-        <w:t xml:space="preserve"> scope These ten cases support a descriptive comparison, not universal doubling. A research </w:t>
-      </w:r>
-      <w:r>
-        <w:rPr>
-          <w:b/>
-        </w:rPr>
-        <w:t>claim</w:t>
-      </w:r>
-      <w:r>
-        <w:rPr>
-          <w:b w:val="0"/>
-        </w:rPr>
-        <w:t xml:space="preserve"> compresses a method and result.</w:t>
-      </w:r>
-    </w:p>
-    <w:p>
-      <w:pPr>
-        <w:spacing w:line="336" w:lineRule="auto" w:after="180"/>
-        <w:shd w:fill="F1F6FC"/>
-      </w:pPr>
-      <w:r>
-        <w:rPr>
-          <w:b w:val="0"/>
-        </w:rPr>
-        <w:t>Unpack the measured variable, denominator and comparison before accepting the headline.</w:t>
-      </w:r>
-    </w:p>
-    <w:p>
-      <w:pPr>
-        <w:pStyle w:val="Heading3"/>
-      </w:pPr>
-      <w:r>
-        <w:t>Practice 2: explain the deciding evidence</w:t>
-      </w:r>
-    </w:p>
-    <w:p>
-      <w:pPr>
-        <w:pStyle w:val="Heading3"/>
-      </w:pPr>
-      <w:r>
-        <w:t>Changed case · predict first</w:t>
-      </w:r>
-    </w:p>
-    <w:p>
-      <w:pPr>
-        <w:spacing w:line="336" w:lineRule="auto" w:after="180"/>
-        <w:shd w:fill="F5F1FB"/>
-      </w:pPr>
-      <w:r>
-        <w:rPr>
-          <w:b w:val="0"/>
-        </w:rPr>
-        <w:t>Changed-case practice: The headline changes to "every learner improves twice as much". Which conclusion is supported by the supplied facts?</w:t>
-      </w:r>
-    </w:p>
-    <w:p>
-      <w:pPr>
-        <w:spacing w:line="336" w:lineRule="auto" w:after="180"/>
-        <w:shd w:fill="F4F9FC"/>
-      </w:pPr>
-      <w:r>
-        <w:rPr>
-          <w:b w:val="0"/>
-        </w:rPr>
-        <w:t xml:space="preserve">1. We can decide the result without examining the changed </w:t>
-      </w:r>
-      <w:r>
-        <w:rPr>
-          <w:b/>
-        </w:rPr>
-        <w:t>input</w:t>
-      </w:r>
-      <w:r>
-        <w:rPr>
-          <w:b w:val="0"/>
-        </w:rPr>
-        <w:t xml:space="preserve"> or the procedure.</w:t>
-      </w:r>
-    </w:p>
-    <w:p>
-      <w:pPr>
-        <w:spacing w:line="336" w:lineRule="auto" w:after="180"/>
-        <w:shd w:fill="F4F9FC"/>
-      </w:pPr>
-      <w:r>
-        <w:rPr>
-          <w:b w:val="0"/>
-        </w:rPr>
-        <w:t xml:space="preserve">2. This one example guarantees correct results for every future </w:t>
-      </w:r>
-      <w:r>
-        <w:rPr>
-          <w:b/>
-        </w:rPr>
-        <w:t>input</w:t>
-      </w:r>
-      <w:r>
-        <w:rPr>
-          <w:b w:val="0"/>
-        </w:rPr>
-        <w:t>.</w:t>
-      </w:r>
-    </w:p>
-    <w:p>
-      <w:pPr>
-        <w:spacing w:line="336" w:lineRule="auto" w:after="180"/>
-        <w:shd w:fill="F4F9FC"/>
-      </w:pPr>
-      <w:r>
-        <w:rPr>
-          <w:b w:val="0"/>
-        </w:rPr>
-        <w:t xml:space="preserve">3. That learner </w:t>
-      </w:r>
-      <w:r>
-        <w:rPr>
-          <w:b/>
-        </w:rPr>
-        <w:t>claim</w:t>
-      </w:r>
-      <w:r>
-        <w:rPr>
-          <w:b w:val="0"/>
-        </w:rPr>
-        <w:t xml:space="preserve"> is unsupported by these answer counts.</w:t>
-      </w:r>
-    </w:p>
-    <w:p>
-      <w:pPr>
-        <w:pStyle w:val="Heading3"/>
-      </w:pPr>
-      <w:r>
-        <w:t>My selected conclusion, deciding fact and explanation</w:t>
-      </w:r>
-    </w:p>
-    <w:p>
-      <w:r>
-        <w:t>________________________________________________________________</w:t>
-      </w:r>
-    </w:p>
-    <w:p>
-      <w:r>
-        <w:t>________________________________________________________________</w:t>
-      </w:r>
-    </w:p>
-    <w:p>
-      <w:r>
-        <w:t>________________________________________________________________</w:t>
-      </w:r>
-    </w:p>
-    <w:p>
-      <w:r>
-        <w:t>________________________________________________________________</w:t>
-      </w:r>
-    </w:p>
-    <w:p>
-      <w:r>
-        <w:t>________________________________________________________________</w:t>
-      </w:r>
-    </w:p>
-    <w:p>
-      <w:pPr>
-        <w:pStyle w:val="Heading3"/>
-      </w:pPr>
-      <w:r>
-        <w:t>Hint · try first</w:t>
-      </w:r>
-    </w:p>
-    <w:p>
-      <w:pPr>
-        <w:spacing w:line="336" w:lineRule="auto" w:after="180"/>
-        <w:shd w:fill="F1F6F8"/>
-      </w:pPr>
-      <w:r>
-        <w:rPr>
-          <w:b w:val="0"/>
-        </w:rPr>
-        <w:t>Hint if needed: Use the changed condition and the deciding step in the pictorial trace. The answer must say what follows from those facts.</w:t>
-      </w:r>
-    </w:p>
-    <w:p>
-      <w:pPr>
-        <w:pStyle w:val="Heading3"/>
-      </w:pPr>
-      <w:r>
-        <w:t>Feedback · compare after trying</w:t>
-      </w:r>
-    </w:p>
-    <w:p>
-      <w:pPr>
-        <w:spacing w:line="336" w:lineRule="auto" w:after="180"/>
-        <w:shd w:fill="F1F6FC"/>
-      </w:pPr>
-      <w:r>
-        <w:rPr>
-          <w:b w:val="0"/>
-        </w:rPr>
-        <w:t xml:space="preserve">After your attempt, compare with the supported explanation: That learner </w:t>
-      </w:r>
-      <w:r>
-        <w:rPr>
-          <w:b/>
-        </w:rPr>
-        <w:t>claim</w:t>
-      </w:r>
-      <w:r>
-        <w:rPr>
-          <w:b w:val="0"/>
-        </w:rPr>
-        <w:t xml:space="preserve"> is unsupported by these answer counts. The outcome and experimental unit have changed in the wording without new </w:t>
-      </w:r>
-      <w:r>
-        <w:rPr>
-          <w:b/>
-        </w:rPr>
-        <w:t>evidence</w:t>
-      </w:r>
-      <w:r>
-        <w:rPr>
-          <w:b w:val="0"/>
-        </w:rPr>
-        <w:t>.</w:t>
-      </w:r>
-    </w:p>
-    <w:p>
-      <w:pPr>
-        <w:pStyle w:val="Heading3"/>
-      </w:pPr>
-      <w:r>
-        <w:t>Repair a missing building block</w:t>
-      </w:r>
-    </w:p>
-    <w:p>
-      <w:pPr>
-        <w:spacing w:line="336" w:lineRule="auto" w:after="180"/>
-      </w:pPr>
-      <w:r>
-        <w:rPr>
-          <w:b w:val="0"/>
-        </w:rPr>
-        <w:t xml:space="preserve">Review A question that </w:t>
-      </w:r>
-      <w:r>
-        <w:rPr>
-          <w:b/>
-        </w:rPr>
-        <w:t>evidence</w:t>
-      </w:r>
-      <w:r>
-        <w:rPr>
-          <w:b w:val="0"/>
-        </w:rPr>
-        <w:t xml:space="preserve"> can answer (ai-7/1). Goal: Explain the </w:t>
-      </w:r>
-      <w:r>
-        <w:rPr>
-          <w:b/>
-        </w:rPr>
-        <w:t>mechanism</w:t>
-      </w:r>
-      <w:r>
-        <w:rPr>
-          <w:b w:val="0"/>
-        </w:rPr>
-        <w:t xml:space="preserve"> and terminology of a question that </w:t>
-      </w:r>
-      <w:r>
-        <w:rPr>
-          <w:b/>
-        </w:rPr>
-        <w:t>evidence</w:t>
-      </w:r>
-      <w:r>
-        <w:rPr>
-          <w:b w:val="0"/>
-        </w:rPr>
-        <w:t xml:space="preserve"> can answer. Short practice: Which proposed diagram question has a measurable outcome?</w:t>
-      </w:r>
-    </w:p>
-    <w:p>
-      <w:pPr>
-        <w:spacing w:line="336" w:lineRule="auto" w:after="180"/>
-      </w:pPr>
-      <w:r>
-        <w:rPr>
-          <w:b w:val="0"/>
-        </w:rPr>
-        <w:t>Name its versions, six-case denominator and fixed scoring, then explain why giving only B easier tasks spoils the comparison.. Return to this week and explain what you changed.</w:t>
-      </w:r>
-    </w:p>
-    <w:p>
-      <w:pPr>
-        <w:pStyle w:val="Heading3"/>
-      </w:pPr>
-      <w:r>
         <w:t>Keep your completed work</w:t>
       </w:r>
     </w:p>
     <w:p>
       <w:pPr>
-        <w:spacing w:line="336" w:lineRule="auto" w:after="180"/>
-      </w:pPr>
-      <w:r>
-        <w:rPr>
-          <w:b w:val="0"/>
-        </w:rPr>
-        <w:t xml:space="preserve">Use Download completed work in the hosted lesson to export your answers, reflections, practice feedback and code-run </w:t>
-      </w:r>
-      <w:r>
-        <w:rPr>
-          <w:b/>
-        </w:rPr>
-        <w:t>evidence</w:t>
-      </w:r>
-      <w:r>
-        <w:rPr>
-          <w:b w:val="0"/>
-        </w:rPr>
-        <w:t>. Open the HTML copy to read or print it.</w:t>
-      </w:r>
-    </w:p>
-    <w:p>
-      <w:pPr>
-        <w:spacing w:line="336" w:lineRule="auto" w:after="180"/>
-      </w:pPr>
-      <w:r>
-        <w:rPr>
-          <w:b w:val="0"/>
-        </w:rPr>
-        <w:t>Drafts stay in this browser when storage is available; clear drafts on a shared device.</w:t>
-      </w:r>
-    </w:p>
-    <w:p>
-      <w:pPr>
-        <w:pStyle w:val="Heading3"/>
-      </w:pPr>
-      <w:r>
-        <w:t>What I repaired, the evidence I kept and the next test</w:t>
-      </w:r>
-    </w:p>
-    <w:p>
-      <w:r>
-        <w:t>________________________________________________________________</w:t>
-      </w:r>
-    </w:p>
-    <w:p>
-      <w:r>
-        <w:t>________________________________________________________________</w:t>
-      </w:r>
-    </w:p>
-    <w:p>
-      <w:r>
-        <w:t>________________________________________________________________</w:t>
-      </w:r>
-    </w:p>
-    <w:p>
-      <w:r>
-        <w:t>________________________________________________________________</w:t>
-      </w:r>
-    </w:p>
-    <w:p>
-      <w:r>
-        <w:t>________________________________________________________________</w:t>
-      </w:r>
-    </w:p>
-    <w:p>
-      <w:pPr>
         <w:pStyle w:val="Heading1"/>
       </w:pPr>
       <w:r>
-        <w:t>15. Visual concept journey</w:t>
-      </w:r>
-    </w:p>
-    <w:p>
-      <w:r>
-        <w:t>Explain each Reading a research claim picture from its labels, then record a relevant limit.</w:t>
-      </w:r>
-    </w:p>
-    <w:p>
-      <w:pPr>
-        <w:pStyle w:val="Heading3"/>
+        <w:t>15. Reference · Six-picture response sheets</w:t>
+      </w:r>
+    </w:p>
+    <w:p>
+      <w:r>
+        <w:t>Choose the picture that helps explain the current step.</w:t>
+      </w:r>
+    </w:p>
+    <w:p>
+      <w:pPr>
+        <w:pStyle w:val="Heading2"/>
       </w:pPr>
       <w:r>
         <w:t>01. Reading a research claim: the case</w:t>
@@ -2247,7 +1945,6 @@
     <w:p>
       <w:pPr>
         <w:spacing w:line="336" w:lineRule="auto" w:after="180"/>
-        <w:shd w:fill="F5F1FB"/>
       </w:pPr>
       <w:r>
         <w:rPr>
@@ -2286,7 +1983,7 @@
     </w:p>
     <w:p>
       <w:pPr>
-        <w:pStyle w:val="Heading3"/>
+        <w:pStyle w:val="Heading2"/>
       </w:pPr>
       <w:r>
         <w:t>02. Follow the deciding steps</w:t>
@@ -2354,7 +2051,6 @@
     <w:p>
       <w:pPr>
         <w:spacing w:line="336" w:lineRule="auto" w:after="180"/>
-        <w:shd w:fill="F5F1FB"/>
       </w:pPr>
       <w:r>
         <w:rPr>
@@ -2405,7 +2101,7 @@
     </w:p>
     <w:p>
       <w:pPr>
-        <w:pStyle w:val="Heading3"/>
+        <w:pStyle w:val="Heading2"/>
       </w:pPr>
       <w:r>
         <w:t>03. Correctness on ten shared cases</w:t>
@@ -2461,7 +2157,6 @@
     <w:p>
       <w:pPr>
         <w:spacing w:line="336" w:lineRule="auto" w:after="180"/>
-        <w:shd w:fill="F5F1FB"/>
       </w:pPr>
       <w:r>
         <w:rPr>
@@ -2500,7 +2195,7 @@
     </w:p>
     <w:p>
       <w:pPr>
-        <w:pStyle w:val="Heading3"/>
+        <w:pStyle w:val="Heading2"/>
       </w:pPr>
       <w:r>
         <w:t>04. Change one thing. Trace what follows.</w:t>
@@ -2591,7 +2286,6 @@
     <w:p>
       <w:pPr>
         <w:spacing w:line="336" w:lineRule="auto" w:after="180"/>
-        <w:shd w:fill="F5F1FB"/>
       </w:pPr>
       <w:r>
         <w:rPr>
@@ -2630,7 +2324,7 @@
     </w:p>
     <w:p>
       <w:pPr>
-        <w:pStyle w:val="Heading3"/>
+        <w:pStyle w:val="Heading2"/>
       </w:pPr>
       <w:r>
         <w:t>05. Connect the explanation to its limit</w:t>
@@ -2709,7 +2403,6 @@
     <w:p>
       <w:pPr>
         <w:spacing w:line="336" w:lineRule="auto" w:after="180"/>
-        <w:shd w:fill="F5F1FB"/>
       </w:pPr>
       <w:r>
         <w:rPr>
@@ -2760,7 +2453,7 @@
     </w:p>
     <w:p>
       <w:pPr>
-        <w:pStyle w:val="Heading3"/>
+        <w:pStyle w:val="Heading2"/>
       </w:pPr>
       <w:r>
         <w:t>06. Make the idea visible in your project</w:t>
@@ -2862,7 +2555,6 @@
     <w:p>
       <w:pPr>
         <w:spacing w:line="336" w:lineRule="auto" w:after="180"/>
-        <w:shd w:fill="F5F1FB"/>
       </w:pPr>
       <w:r>
         <w:rPr>
@@ -2909,6 +2601,62 @@
     <w:p>
       <w:r>
         <w:t>________________________________________________________________</w:t>
+      </w:r>
+    </w:p>
+    <w:p>
+      <w:pPr>
+        <w:pStyle w:val="Heading2"/>
+      </w:pPr>
+      <w:r>
+        <w:t>Earlier wording, alternatives and picture transcripts · reference / check after trying</w:t>
+      </w:r>
+    </w:p>
+    <w:p>
+      <w:pPr>
+        <w:pStyle w:val="Heading3"/>
+      </w:pPr>
+      <w:r>
+        <w:t>01. Reading a research claim: the case</w:t>
+      </w:r>
+    </w:p>
+    <w:p>
+      <w:pPr>
+        <w:pStyle w:val="Heading3"/>
+      </w:pPr>
+      <w:r>
+        <w:t>02. Follow the deciding steps</w:t>
+      </w:r>
+    </w:p>
+    <w:p>
+      <w:pPr>
+        <w:pStyle w:val="Heading3"/>
+      </w:pPr>
+      <w:r>
+        <w:t>03. Correctness on ten shared cases</w:t>
+      </w:r>
+    </w:p>
+    <w:p>
+      <w:pPr>
+        <w:pStyle w:val="Heading3"/>
+      </w:pPr>
+      <w:r>
+        <w:t>04. Change one thing. Trace what follows.</w:t>
+      </w:r>
+    </w:p>
+    <w:p>
+      <w:pPr>
+        <w:pStyle w:val="Heading3"/>
+      </w:pPr>
+      <w:r>
+        <w:t>05. Connect the explanation to its limit</w:t>
+      </w:r>
+    </w:p>
+    <w:p>
+      <w:pPr>
+        <w:pStyle w:val="Heading3"/>
+      </w:pPr>
+      <w:r>
+        <w:t>06. Make the idea visible in your project</w:t>
       </w:r>
     </w:p>
     <w:sectPr>
